--- a/apert-vision-completo/documentacion/04_DER.docx
+++ b/apert-vision-completo/documentacion/04_DER.docx
@@ -146,12 +146,12 @@
       <w:tblPr>
         <w:tblW w:type="pct" w:w="100%"/>
         <w:tblBorders>
-          <w:top w:val="single" w:color="auto" w:sz="4"/>
-          <w:left w:val="single" w:color="auto" w:sz="4"/>
-          <w:bottom w:val="single" w:color="auto" w:sz="4"/>
-          <w:right w:val="single" w:color="auto" w:sz="4"/>
-          <w:insideH w:val="single" w:color="auto" w:sz="4"/>
-          <w:insideV w:val="single" w:color="auto" w:sz="4"/>
+          <w:top w:val="single" w:color="BFBFBF" w:sz="4"/>
+          <w:left w:val="single" w:color="BFBFBF" w:sz="4"/>
+          <w:bottom w:val="single" w:color="BFBFBF" w:sz="4"/>
+          <w:right w:val="single" w:color="BFBFBF" w:sz="4"/>
+          <w:insideH w:val="single" w:color="BFBFBF" w:sz="4"/>
+          <w:insideV w:val="single" w:color="BFBFBF" w:sz="4"/>
         </w:tblBorders>
       </w:tblPr>
       <w:tblGrid>
@@ -160,12 +160,23 @@
         <w:gridCol w:w="100"/>
       </w:tblGrid>
       <w:tr>
-        <w:tc>
-          <w:tcPr>
-            <w:shd w:fill="00A050" w:val="clear"/>
-          </w:tcPr>
-          <w:p>
-            <w:pPr>
+        <w:trPr>
+          <w:cantSplit/>
+        </w:trPr>
+        <w:tc>
+          <w:tcPr>
+            <w:shd w:fill="00A050" w:color="auto" w:val="clear"/>
+            <w:tcMar>
+              <w:top w:type="dxa" w:w="120"/>
+              <w:left w:type="dxa" w:w="140"/>
+              <w:bottom w:type="dxa" w:w="120"/>
+              <w:right w:type="dxa" w:w="140"/>
+            </w:tcMar>
+            <w:vAlign w:val="center"/>
+          </w:tcPr>
+          <w:p>
+            <w:pPr>
+              <w:spacing w:after="40" w:before="40"/>
               <w:jc w:val="left"/>
             </w:pPr>
             <w:r>
@@ -182,10 +193,18 @@
         </w:tc>
         <w:tc>
           <w:tcPr>
-            <w:shd w:fill="00A050" w:val="clear"/>
-          </w:tcPr>
-          <w:p>
-            <w:pPr>
+            <w:shd w:fill="00A050" w:color="auto" w:val="clear"/>
+            <w:tcMar>
+              <w:top w:type="dxa" w:w="120"/>
+              <w:left w:type="dxa" w:w="140"/>
+              <w:bottom w:type="dxa" w:w="120"/>
+              <w:right w:type="dxa" w:w="140"/>
+            </w:tcMar>
+            <w:vAlign w:val="center"/>
+          </w:tcPr>
+          <w:p>
+            <w:pPr>
+              <w:spacing w:after="40" w:before="40"/>
               <w:jc w:val="left"/>
             </w:pPr>
             <w:r>
@@ -202,10 +221,18 @@
         </w:tc>
         <w:tc>
           <w:tcPr>
-            <w:shd w:fill="00A050" w:val="clear"/>
-          </w:tcPr>
-          <w:p>
-            <w:pPr>
+            <w:shd w:fill="00A050" w:color="auto" w:val="clear"/>
+            <w:tcMar>
+              <w:top w:type="dxa" w:w="120"/>
+              <w:left w:type="dxa" w:w="140"/>
+              <w:bottom w:type="dxa" w:w="120"/>
+              <w:right w:type="dxa" w:w="140"/>
+            </w:tcMar>
+            <w:vAlign w:val="center"/>
+          </w:tcPr>
+          <w:p>
+            <w:pPr>
+              <w:spacing w:after="40" w:before="40"/>
               <w:jc w:val="left"/>
             </w:pPr>
             <w:r>
@@ -222,9 +249,22 @@
         </w:tc>
       </w:tr>
       <w:tr>
-        <w:tc>
-          <w:p>
-            <w:pPr>
+        <w:trPr>
+          <w:cantSplit/>
+        </w:trPr>
+        <w:tc>
+          <w:tcPr>
+            <w:tcMar>
+              <w:top w:type="dxa" w:w="120"/>
+              <w:left w:type="dxa" w:w="140"/>
+              <w:bottom w:type="dxa" w:w="120"/>
+              <w:right w:type="dxa" w:w="140"/>
+            </w:tcMar>
+            <w:vAlign w:val="center"/>
+          </w:tcPr>
+          <w:p>
+            <w:pPr>
+              <w:spacing w:after="40" w:before="40"/>
               <w:jc w:val="left"/>
             </w:pPr>
             <w:r>
@@ -237,8 +277,18 @@
           </w:p>
         </w:tc>
         <w:tc>
-          <w:p>
-            <w:pPr>
+          <w:tcPr>
+            <w:tcMar>
+              <w:top w:type="dxa" w:w="120"/>
+              <w:left w:type="dxa" w:w="140"/>
+              <w:bottom w:type="dxa" w:w="120"/>
+              <w:right w:type="dxa" w:w="140"/>
+            </w:tcMar>
+            <w:vAlign w:val="center"/>
+          </w:tcPr>
+          <w:p>
+            <w:pPr>
+              <w:spacing w:after="40" w:before="40"/>
               <w:jc w:val="left"/>
             </w:pPr>
             <w:r>
@@ -251,8 +301,18 @@
           </w:p>
         </w:tc>
         <w:tc>
-          <w:p>
-            <w:pPr>
+          <w:tcPr>
+            <w:tcMar>
+              <w:top w:type="dxa" w:w="120"/>
+              <w:left w:type="dxa" w:w="140"/>
+              <w:bottom w:type="dxa" w:w="120"/>
+              <w:right w:type="dxa" w:w="140"/>
+            </w:tcMar>
+            <w:vAlign w:val="center"/>
+          </w:tcPr>
+          <w:p>
+            <w:pPr>
+              <w:spacing w:after="40" w:before="40"/>
               <w:jc w:val="left"/>
             </w:pPr>
             <w:r>
@@ -266,9 +326,22 @@
         </w:tc>
       </w:tr>
       <w:tr>
-        <w:tc>
-          <w:p>
-            <w:pPr>
+        <w:trPr>
+          <w:cantSplit/>
+        </w:trPr>
+        <w:tc>
+          <w:tcPr>
+            <w:tcMar>
+              <w:top w:type="dxa" w:w="120"/>
+              <w:left w:type="dxa" w:w="140"/>
+              <w:bottom w:type="dxa" w:w="120"/>
+              <w:right w:type="dxa" w:w="140"/>
+            </w:tcMar>
+            <w:vAlign w:val="center"/>
+          </w:tcPr>
+          <w:p>
+            <w:pPr>
+              <w:spacing w:after="40" w:before="40"/>
               <w:jc w:val="left"/>
             </w:pPr>
             <w:r>
@@ -281,8 +354,18 @@
           </w:p>
         </w:tc>
         <w:tc>
-          <w:p>
-            <w:pPr>
+          <w:tcPr>
+            <w:tcMar>
+              <w:top w:type="dxa" w:w="120"/>
+              <w:left w:type="dxa" w:w="140"/>
+              <w:bottom w:type="dxa" w:w="120"/>
+              <w:right w:type="dxa" w:w="140"/>
+            </w:tcMar>
+            <w:vAlign w:val="center"/>
+          </w:tcPr>
+          <w:p>
+            <w:pPr>
+              <w:spacing w:after="40" w:before="40"/>
               <w:jc w:val="left"/>
             </w:pPr>
             <w:r>
@@ -295,8 +378,18 @@
           </w:p>
         </w:tc>
         <w:tc>
-          <w:p>
-            <w:pPr>
+          <w:tcPr>
+            <w:tcMar>
+              <w:top w:type="dxa" w:w="120"/>
+              <w:left w:type="dxa" w:w="140"/>
+              <w:bottom w:type="dxa" w:w="120"/>
+              <w:right w:type="dxa" w:w="140"/>
+            </w:tcMar>
+            <w:vAlign w:val="center"/>
+          </w:tcPr>
+          <w:p>
+            <w:pPr>
+              <w:spacing w:after="40" w:before="40"/>
               <w:jc w:val="left"/>
             </w:pPr>
             <w:r>
@@ -310,9 +403,22 @@
         </w:tc>
       </w:tr>
       <w:tr>
-        <w:tc>
-          <w:p>
-            <w:pPr>
+        <w:trPr>
+          <w:cantSplit/>
+        </w:trPr>
+        <w:tc>
+          <w:tcPr>
+            <w:tcMar>
+              <w:top w:type="dxa" w:w="120"/>
+              <w:left w:type="dxa" w:w="140"/>
+              <w:bottom w:type="dxa" w:w="120"/>
+              <w:right w:type="dxa" w:w="140"/>
+            </w:tcMar>
+            <w:vAlign w:val="center"/>
+          </w:tcPr>
+          <w:p>
+            <w:pPr>
+              <w:spacing w:after="40" w:before="40"/>
               <w:jc w:val="left"/>
             </w:pPr>
             <w:r>
@@ -325,8 +431,18 @@
           </w:p>
         </w:tc>
         <w:tc>
-          <w:p>
-            <w:pPr>
+          <w:tcPr>
+            <w:tcMar>
+              <w:top w:type="dxa" w:w="120"/>
+              <w:left w:type="dxa" w:w="140"/>
+              <w:bottom w:type="dxa" w:w="120"/>
+              <w:right w:type="dxa" w:w="140"/>
+            </w:tcMar>
+            <w:vAlign w:val="center"/>
+          </w:tcPr>
+          <w:p>
+            <w:pPr>
+              <w:spacing w:after="40" w:before="40"/>
               <w:jc w:val="left"/>
             </w:pPr>
             <w:r>
@@ -339,8 +455,18 @@
           </w:p>
         </w:tc>
         <w:tc>
-          <w:p>
-            <w:pPr>
+          <w:tcPr>
+            <w:tcMar>
+              <w:top w:type="dxa" w:w="120"/>
+              <w:left w:type="dxa" w:w="140"/>
+              <w:bottom w:type="dxa" w:w="120"/>
+              <w:right w:type="dxa" w:w="140"/>
+            </w:tcMar>
+            <w:vAlign w:val="center"/>
+          </w:tcPr>
+          <w:p>
+            <w:pPr>
+              <w:spacing w:after="40" w:before="40"/>
               <w:jc w:val="left"/>
             </w:pPr>
             <w:r>
@@ -354,9 +480,22 @@
         </w:tc>
       </w:tr>
       <w:tr>
-        <w:tc>
-          <w:p>
-            <w:pPr>
+        <w:trPr>
+          <w:cantSplit/>
+        </w:trPr>
+        <w:tc>
+          <w:tcPr>
+            <w:tcMar>
+              <w:top w:type="dxa" w:w="120"/>
+              <w:left w:type="dxa" w:w="140"/>
+              <w:bottom w:type="dxa" w:w="120"/>
+              <w:right w:type="dxa" w:w="140"/>
+            </w:tcMar>
+            <w:vAlign w:val="center"/>
+          </w:tcPr>
+          <w:p>
+            <w:pPr>
+              <w:spacing w:after="40" w:before="40"/>
               <w:jc w:val="left"/>
             </w:pPr>
             <w:r>
@@ -369,8 +508,18 @@
           </w:p>
         </w:tc>
         <w:tc>
-          <w:p>
-            <w:pPr>
+          <w:tcPr>
+            <w:tcMar>
+              <w:top w:type="dxa" w:w="120"/>
+              <w:left w:type="dxa" w:w="140"/>
+              <w:bottom w:type="dxa" w:w="120"/>
+              <w:right w:type="dxa" w:w="140"/>
+            </w:tcMar>
+            <w:vAlign w:val="center"/>
+          </w:tcPr>
+          <w:p>
+            <w:pPr>
+              <w:spacing w:after="40" w:before="40"/>
               <w:jc w:val="left"/>
             </w:pPr>
             <w:r>
@@ -383,8 +532,18 @@
           </w:p>
         </w:tc>
         <w:tc>
-          <w:p>
-            <w:pPr>
+          <w:tcPr>
+            <w:tcMar>
+              <w:top w:type="dxa" w:w="120"/>
+              <w:left w:type="dxa" w:w="140"/>
+              <w:bottom w:type="dxa" w:w="120"/>
+              <w:right w:type="dxa" w:w="140"/>
+            </w:tcMar>
+            <w:vAlign w:val="center"/>
+          </w:tcPr>
+          <w:p>
+            <w:pPr>
+              <w:spacing w:after="40" w:before="40"/>
               <w:jc w:val="left"/>
             </w:pPr>
             <w:r>
@@ -398,9 +557,22 @@
         </w:tc>
       </w:tr>
       <w:tr>
-        <w:tc>
-          <w:p>
-            <w:pPr>
+        <w:trPr>
+          <w:cantSplit/>
+        </w:trPr>
+        <w:tc>
+          <w:tcPr>
+            <w:tcMar>
+              <w:top w:type="dxa" w:w="120"/>
+              <w:left w:type="dxa" w:w="140"/>
+              <w:bottom w:type="dxa" w:w="120"/>
+              <w:right w:type="dxa" w:w="140"/>
+            </w:tcMar>
+            <w:vAlign w:val="center"/>
+          </w:tcPr>
+          <w:p>
+            <w:pPr>
+              <w:spacing w:after="40" w:before="40"/>
               <w:jc w:val="left"/>
             </w:pPr>
             <w:r>
@@ -413,8 +585,18 @@
           </w:p>
         </w:tc>
         <w:tc>
-          <w:p>
-            <w:pPr>
+          <w:tcPr>
+            <w:tcMar>
+              <w:top w:type="dxa" w:w="120"/>
+              <w:left w:type="dxa" w:w="140"/>
+              <w:bottom w:type="dxa" w:w="120"/>
+              <w:right w:type="dxa" w:w="140"/>
+            </w:tcMar>
+            <w:vAlign w:val="center"/>
+          </w:tcPr>
+          <w:p>
+            <w:pPr>
+              <w:spacing w:after="40" w:before="40"/>
               <w:jc w:val="left"/>
             </w:pPr>
             <w:r>
@@ -427,8 +609,18 @@
           </w:p>
         </w:tc>
         <w:tc>
-          <w:p>
-            <w:pPr>
+          <w:tcPr>
+            <w:tcMar>
+              <w:top w:type="dxa" w:w="120"/>
+              <w:left w:type="dxa" w:w="140"/>
+              <w:bottom w:type="dxa" w:w="120"/>
+              <w:right w:type="dxa" w:w="140"/>
+            </w:tcMar>
+            <w:vAlign w:val="center"/>
+          </w:tcPr>
+          <w:p>
+            <w:pPr>
+              <w:spacing w:after="40" w:before="40"/>
               <w:jc w:val="left"/>
             </w:pPr>
             <w:r>
@@ -442,9 +634,22 @@
         </w:tc>
       </w:tr>
       <w:tr>
-        <w:tc>
-          <w:p>
-            <w:pPr>
+        <w:trPr>
+          <w:cantSplit/>
+        </w:trPr>
+        <w:tc>
+          <w:tcPr>
+            <w:tcMar>
+              <w:top w:type="dxa" w:w="120"/>
+              <w:left w:type="dxa" w:w="140"/>
+              <w:bottom w:type="dxa" w:w="120"/>
+              <w:right w:type="dxa" w:w="140"/>
+            </w:tcMar>
+            <w:vAlign w:val="center"/>
+          </w:tcPr>
+          <w:p>
+            <w:pPr>
+              <w:spacing w:after="40" w:before="40"/>
               <w:jc w:val="left"/>
             </w:pPr>
             <w:r>
@@ -457,8 +662,18 @@
           </w:p>
         </w:tc>
         <w:tc>
-          <w:p>
-            <w:pPr>
+          <w:tcPr>
+            <w:tcMar>
+              <w:top w:type="dxa" w:w="120"/>
+              <w:left w:type="dxa" w:w="140"/>
+              <w:bottom w:type="dxa" w:w="120"/>
+              <w:right w:type="dxa" w:w="140"/>
+            </w:tcMar>
+            <w:vAlign w:val="center"/>
+          </w:tcPr>
+          <w:p>
+            <w:pPr>
+              <w:spacing w:after="40" w:before="40"/>
               <w:jc w:val="left"/>
             </w:pPr>
             <w:r>
@@ -471,8 +686,18 @@
           </w:p>
         </w:tc>
         <w:tc>
-          <w:p>
-            <w:pPr>
+          <w:tcPr>
+            <w:tcMar>
+              <w:top w:type="dxa" w:w="120"/>
+              <w:left w:type="dxa" w:w="140"/>
+              <w:bottom w:type="dxa" w:w="120"/>
+              <w:right w:type="dxa" w:w="140"/>
+            </w:tcMar>
+            <w:vAlign w:val="center"/>
+          </w:tcPr>
+          <w:p>
+            <w:pPr>
+              <w:spacing w:after="40" w:before="40"/>
               <w:jc w:val="left"/>
             </w:pPr>
             <w:r>
@@ -514,12 +739,12 @@
       <w:tblPr>
         <w:tblW w:type="pct" w:w="100%"/>
         <w:tblBorders>
-          <w:top w:val="single" w:color="auto" w:sz="4"/>
-          <w:left w:val="single" w:color="auto" w:sz="4"/>
-          <w:bottom w:val="single" w:color="auto" w:sz="4"/>
-          <w:right w:val="single" w:color="auto" w:sz="4"/>
-          <w:insideH w:val="single" w:color="auto" w:sz="4"/>
-          <w:insideV w:val="single" w:color="auto" w:sz="4"/>
+          <w:top w:val="single" w:color="BFBFBF" w:sz="4"/>
+          <w:left w:val="single" w:color="BFBFBF" w:sz="4"/>
+          <w:bottom w:val="single" w:color="BFBFBF" w:sz="4"/>
+          <w:right w:val="single" w:color="BFBFBF" w:sz="4"/>
+          <w:insideH w:val="single" w:color="BFBFBF" w:sz="4"/>
+          <w:insideV w:val="single" w:color="BFBFBF" w:sz="4"/>
         </w:tblBorders>
       </w:tblPr>
       <w:tblGrid>
@@ -528,12 +753,23 @@
         <w:gridCol w:w="100"/>
       </w:tblGrid>
       <w:tr>
-        <w:tc>
-          <w:tcPr>
-            <w:shd w:fill="00A050" w:val="clear"/>
-          </w:tcPr>
-          <w:p>
-            <w:pPr>
+        <w:trPr>
+          <w:cantSplit/>
+        </w:trPr>
+        <w:tc>
+          <w:tcPr>
+            <w:shd w:fill="00A050" w:color="auto" w:val="clear"/>
+            <w:tcMar>
+              <w:top w:type="dxa" w:w="120"/>
+              <w:left w:type="dxa" w:w="140"/>
+              <w:bottom w:type="dxa" w:w="120"/>
+              <w:right w:type="dxa" w:w="140"/>
+            </w:tcMar>
+            <w:vAlign w:val="center"/>
+          </w:tcPr>
+          <w:p>
+            <w:pPr>
+              <w:spacing w:after="40" w:before="40"/>
               <w:jc w:val="left"/>
             </w:pPr>
             <w:r>
@@ -550,10 +786,18 @@
         </w:tc>
         <w:tc>
           <w:tcPr>
-            <w:shd w:fill="00A050" w:val="clear"/>
-          </w:tcPr>
-          <w:p>
-            <w:pPr>
+            <w:shd w:fill="00A050" w:color="auto" w:val="clear"/>
+            <w:tcMar>
+              <w:top w:type="dxa" w:w="120"/>
+              <w:left w:type="dxa" w:w="140"/>
+              <w:bottom w:type="dxa" w:w="120"/>
+              <w:right w:type="dxa" w:w="140"/>
+            </w:tcMar>
+            <w:vAlign w:val="center"/>
+          </w:tcPr>
+          <w:p>
+            <w:pPr>
+              <w:spacing w:after="40" w:before="40"/>
               <w:jc w:val="left"/>
             </w:pPr>
             <w:r>
@@ -570,10 +814,18 @@
         </w:tc>
         <w:tc>
           <w:tcPr>
-            <w:shd w:fill="00A050" w:val="clear"/>
-          </w:tcPr>
-          <w:p>
-            <w:pPr>
+            <w:shd w:fill="00A050" w:color="auto" w:val="clear"/>
+            <w:tcMar>
+              <w:top w:type="dxa" w:w="120"/>
+              <w:left w:type="dxa" w:w="140"/>
+              <w:bottom w:type="dxa" w:w="120"/>
+              <w:right w:type="dxa" w:w="140"/>
+            </w:tcMar>
+            <w:vAlign w:val="center"/>
+          </w:tcPr>
+          <w:p>
+            <w:pPr>
+              <w:spacing w:after="40" w:before="40"/>
               <w:jc w:val="left"/>
             </w:pPr>
             <w:r>
@@ -590,9 +842,22 @@
         </w:tc>
       </w:tr>
       <w:tr>
-        <w:tc>
-          <w:p>
-            <w:pPr>
+        <w:trPr>
+          <w:cantSplit/>
+        </w:trPr>
+        <w:tc>
+          <w:tcPr>
+            <w:tcMar>
+              <w:top w:type="dxa" w:w="120"/>
+              <w:left w:type="dxa" w:w="140"/>
+              <w:bottom w:type="dxa" w:w="120"/>
+              <w:right w:type="dxa" w:w="140"/>
+            </w:tcMar>
+            <w:vAlign w:val="center"/>
+          </w:tcPr>
+          <w:p>
+            <w:pPr>
+              <w:spacing w:after="40" w:before="40"/>
               <w:jc w:val="left"/>
             </w:pPr>
             <w:r>
@@ -605,8 +870,18 @@
           </w:p>
         </w:tc>
         <w:tc>
-          <w:p>
-            <w:pPr>
+          <w:tcPr>
+            <w:tcMar>
+              <w:top w:type="dxa" w:w="120"/>
+              <w:left w:type="dxa" w:w="140"/>
+              <w:bottom w:type="dxa" w:w="120"/>
+              <w:right w:type="dxa" w:w="140"/>
+            </w:tcMar>
+            <w:vAlign w:val="center"/>
+          </w:tcPr>
+          <w:p>
+            <w:pPr>
+              <w:spacing w:after="40" w:before="40"/>
               <w:jc w:val="left"/>
             </w:pPr>
             <w:r>
@@ -619,8 +894,18 @@
           </w:p>
         </w:tc>
         <w:tc>
-          <w:p>
-            <w:pPr>
+          <w:tcPr>
+            <w:tcMar>
+              <w:top w:type="dxa" w:w="120"/>
+              <w:left w:type="dxa" w:w="140"/>
+              <w:bottom w:type="dxa" w:w="120"/>
+              <w:right w:type="dxa" w:w="140"/>
+            </w:tcMar>
+            <w:vAlign w:val="center"/>
+          </w:tcPr>
+          <w:p>
+            <w:pPr>
+              <w:spacing w:after="40" w:before="40"/>
               <w:jc w:val="left"/>
             </w:pPr>
             <w:r>
@@ -634,9 +919,22 @@
         </w:tc>
       </w:tr>
       <w:tr>
-        <w:tc>
-          <w:p>
-            <w:pPr>
+        <w:trPr>
+          <w:cantSplit/>
+        </w:trPr>
+        <w:tc>
+          <w:tcPr>
+            <w:tcMar>
+              <w:top w:type="dxa" w:w="120"/>
+              <w:left w:type="dxa" w:w="140"/>
+              <w:bottom w:type="dxa" w:w="120"/>
+              <w:right w:type="dxa" w:w="140"/>
+            </w:tcMar>
+            <w:vAlign w:val="center"/>
+          </w:tcPr>
+          <w:p>
+            <w:pPr>
+              <w:spacing w:after="40" w:before="40"/>
               <w:jc w:val="left"/>
             </w:pPr>
             <w:r>
@@ -649,8 +947,18 @@
           </w:p>
         </w:tc>
         <w:tc>
-          <w:p>
-            <w:pPr>
+          <w:tcPr>
+            <w:tcMar>
+              <w:top w:type="dxa" w:w="120"/>
+              <w:left w:type="dxa" w:w="140"/>
+              <w:bottom w:type="dxa" w:w="120"/>
+              <w:right w:type="dxa" w:w="140"/>
+            </w:tcMar>
+            <w:vAlign w:val="center"/>
+          </w:tcPr>
+          <w:p>
+            <w:pPr>
+              <w:spacing w:after="40" w:before="40"/>
               <w:jc w:val="left"/>
             </w:pPr>
             <w:r>
@@ -663,8 +971,18 @@
           </w:p>
         </w:tc>
         <w:tc>
-          <w:p>
-            <w:pPr>
+          <w:tcPr>
+            <w:tcMar>
+              <w:top w:type="dxa" w:w="120"/>
+              <w:left w:type="dxa" w:w="140"/>
+              <w:bottom w:type="dxa" w:w="120"/>
+              <w:right w:type="dxa" w:w="140"/>
+            </w:tcMar>
+            <w:vAlign w:val="center"/>
+          </w:tcPr>
+          <w:p>
+            <w:pPr>
+              <w:spacing w:after="40" w:before="40"/>
               <w:jc w:val="left"/>
             </w:pPr>
             <w:r>
@@ -678,9 +996,22 @@
         </w:tc>
       </w:tr>
       <w:tr>
-        <w:tc>
-          <w:p>
-            <w:pPr>
+        <w:trPr>
+          <w:cantSplit/>
+        </w:trPr>
+        <w:tc>
+          <w:tcPr>
+            <w:tcMar>
+              <w:top w:type="dxa" w:w="120"/>
+              <w:left w:type="dxa" w:w="140"/>
+              <w:bottom w:type="dxa" w:w="120"/>
+              <w:right w:type="dxa" w:w="140"/>
+            </w:tcMar>
+            <w:vAlign w:val="center"/>
+          </w:tcPr>
+          <w:p>
+            <w:pPr>
+              <w:spacing w:after="40" w:before="40"/>
               <w:jc w:val="left"/>
             </w:pPr>
             <w:r>
@@ -693,8 +1024,18 @@
           </w:p>
         </w:tc>
         <w:tc>
-          <w:p>
-            <w:pPr>
+          <w:tcPr>
+            <w:tcMar>
+              <w:top w:type="dxa" w:w="120"/>
+              <w:left w:type="dxa" w:w="140"/>
+              <w:bottom w:type="dxa" w:w="120"/>
+              <w:right w:type="dxa" w:w="140"/>
+            </w:tcMar>
+            <w:vAlign w:val="center"/>
+          </w:tcPr>
+          <w:p>
+            <w:pPr>
+              <w:spacing w:after="40" w:before="40"/>
               <w:jc w:val="left"/>
             </w:pPr>
             <w:r>
@@ -707,8 +1048,18 @@
           </w:p>
         </w:tc>
         <w:tc>
-          <w:p>
-            <w:pPr>
+          <w:tcPr>
+            <w:tcMar>
+              <w:top w:type="dxa" w:w="120"/>
+              <w:left w:type="dxa" w:w="140"/>
+              <w:bottom w:type="dxa" w:w="120"/>
+              <w:right w:type="dxa" w:w="140"/>
+            </w:tcMar>
+            <w:vAlign w:val="center"/>
+          </w:tcPr>
+          <w:p>
+            <w:pPr>
+              <w:spacing w:after="40" w:before="40"/>
               <w:jc w:val="left"/>
             </w:pPr>
             <w:r>
@@ -722,9 +1073,22 @@
         </w:tc>
       </w:tr>
       <w:tr>
-        <w:tc>
-          <w:p>
-            <w:pPr>
+        <w:trPr>
+          <w:cantSplit/>
+        </w:trPr>
+        <w:tc>
+          <w:tcPr>
+            <w:tcMar>
+              <w:top w:type="dxa" w:w="120"/>
+              <w:left w:type="dxa" w:w="140"/>
+              <w:bottom w:type="dxa" w:w="120"/>
+              <w:right w:type="dxa" w:w="140"/>
+            </w:tcMar>
+            <w:vAlign w:val="center"/>
+          </w:tcPr>
+          <w:p>
+            <w:pPr>
+              <w:spacing w:after="40" w:before="40"/>
               <w:jc w:val="left"/>
             </w:pPr>
             <w:r>
@@ -737,8 +1101,18 @@
           </w:p>
         </w:tc>
         <w:tc>
-          <w:p>
-            <w:pPr>
+          <w:tcPr>
+            <w:tcMar>
+              <w:top w:type="dxa" w:w="120"/>
+              <w:left w:type="dxa" w:w="140"/>
+              <w:bottom w:type="dxa" w:w="120"/>
+              <w:right w:type="dxa" w:w="140"/>
+            </w:tcMar>
+            <w:vAlign w:val="center"/>
+          </w:tcPr>
+          <w:p>
+            <w:pPr>
+              <w:spacing w:after="40" w:before="40"/>
               <w:jc w:val="left"/>
             </w:pPr>
             <w:r>
@@ -751,8 +1125,18 @@
           </w:p>
         </w:tc>
         <w:tc>
-          <w:p>
-            <w:pPr>
+          <w:tcPr>
+            <w:tcMar>
+              <w:top w:type="dxa" w:w="120"/>
+              <w:left w:type="dxa" w:w="140"/>
+              <w:bottom w:type="dxa" w:w="120"/>
+              <w:right w:type="dxa" w:w="140"/>
+            </w:tcMar>
+            <w:vAlign w:val="center"/>
+          </w:tcPr>
+          <w:p>
+            <w:pPr>
+              <w:spacing w:after="40" w:before="40"/>
               <w:jc w:val="left"/>
             </w:pPr>
             <w:r>
@@ -766,9 +1150,22 @@
         </w:tc>
       </w:tr>
       <w:tr>
-        <w:tc>
-          <w:p>
-            <w:pPr>
+        <w:trPr>
+          <w:cantSplit/>
+        </w:trPr>
+        <w:tc>
+          <w:tcPr>
+            <w:tcMar>
+              <w:top w:type="dxa" w:w="120"/>
+              <w:left w:type="dxa" w:w="140"/>
+              <w:bottom w:type="dxa" w:w="120"/>
+              <w:right w:type="dxa" w:w="140"/>
+            </w:tcMar>
+            <w:vAlign w:val="center"/>
+          </w:tcPr>
+          <w:p>
+            <w:pPr>
+              <w:spacing w:after="40" w:before="40"/>
               <w:jc w:val="left"/>
             </w:pPr>
             <w:r>
@@ -781,8 +1178,18 @@
           </w:p>
         </w:tc>
         <w:tc>
-          <w:p>
-            <w:pPr>
+          <w:tcPr>
+            <w:tcMar>
+              <w:top w:type="dxa" w:w="120"/>
+              <w:left w:type="dxa" w:w="140"/>
+              <w:bottom w:type="dxa" w:w="120"/>
+              <w:right w:type="dxa" w:w="140"/>
+            </w:tcMar>
+            <w:vAlign w:val="center"/>
+          </w:tcPr>
+          <w:p>
+            <w:pPr>
+              <w:spacing w:after="40" w:before="40"/>
               <w:jc w:val="left"/>
             </w:pPr>
             <w:r>
@@ -795,8 +1202,18 @@
           </w:p>
         </w:tc>
         <w:tc>
-          <w:p>
-            <w:pPr>
+          <w:tcPr>
+            <w:tcMar>
+              <w:top w:type="dxa" w:w="120"/>
+              <w:left w:type="dxa" w:w="140"/>
+              <w:bottom w:type="dxa" w:w="120"/>
+              <w:right w:type="dxa" w:w="140"/>
+            </w:tcMar>
+            <w:vAlign w:val="center"/>
+          </w:tcPr>
+          <w:p>
+            <w:pPr>
+              <w:spacing w:after="40" w:before="40"/>
               <w:jc w:val="left"/>
             </w:pPr>
             <w:r>
@@ -810,9 +1227,22 @@
         </w:tc>
       </w:tr>
       <w:tr>
-        <w:tc>
-          <w:p>
-            <w:pPr>
+        <w:trPr>
+          <w:cantSplit/>
+        </w:trPr>
+        <w:tc>
+          <w:tcPr>
+            <w:tcMar>
+              <w:top w:type="dxa" w:w="120"/>
+              <w:left w:type="dxa" w:w="140"/>
+              <w:bottom w:type="dxa" w:w="120"/>
+              <w:right w:type="dxa" w:w="140"/>
+            </w:tcMar>
+            <w:vAlign w:val="center"/>
+          </w:tcPr>
+          <w:p>
+            <w:pPr>
+              <w:spacing w:after="40" w:before="40"/>
               <w:jc w:val="left"/>
             </w:pPr>
             <w:r>
@@ -825,8 +1255,18 @@
           </w:p>
         </w:tc>
         <w:tc>
-          <w:p>
-            <w:pPr>
+          <w:tcPr>
+            <w:tcMar>
+              <w:top w:type="dxa" w:w="120"/>
+              <w:left w:type="dxa" w:w="140"/>
+              <w:bottom w:type="dxa" w:w="120"/>
+              <w:right w:type="dxa" w:w="140"/>
+            </w:tcMar>
+            <w:vAlign w:val="center"/>
+          </w:tcPr>
+          <w:p>
+            <w:pPr>
+              <w:spacing w:after="40" w:before="40"/>
               <w:jc w:val="left"/>
             </w:pPr>
             <w:r>
@@ -839,8 +1279,18 @@
           </w:p>
         </w:tc>
         <w:tc>
-          <w:p>
-            <w:pPr>
+          <w:tcPr>
+            <w:tcMar>
+              <w:top w:type="dxa" w:w="120"/>
+              <w:left w:type="dxa" w:w="140"/>
+              <w:bottom w:type="dxa" w:w="120"/>
+              <w:right w:type="dxa" w:w="140"/>
+            </w:tcMar>
+            <w:vAlign w:val="center"/>
+          </w:tcPr>
+          <w:p>
+            <w:pPr>
+              <w:spacing w:after="40" w:before="40"/>
               <w:jc w:val="left"/>
             </w:pPr>
             <w:r>
@@ -854,9 +1304,22 @@
         </w:tc>
       </w:tr>
       <w:tr>
-        <w:tc>
-          <w:p>
-            <w:pPr>
+        <w:trPr>
+          <w:cantSplit/>
+        </w:trPr>
+        <w:tc>
+          <w:tcPr>
+            <w:tcMar>
+              <w:top w:type="dxa" w:w="120"/>
+              <w:left w:type="dxa" w:w="140"/>
+              <w:bottom w:type="dxa" w:w="120"/>
+              <w:right w:type="dxa" w:w="140"/>
+            </w:tcMar>
+            <w:vAlign w:val="center"/>
+          </w:tcPr>
+          <w:p>
+            <w:pPr>
+              <w:spacing w:after="40" w:before="40"/>
               <w:jc w:val="left"/>
             </w:pPr>
             <w:r>
@@ -869,8 +1332,18 @@
           </w:p>
         </w:tc>
         <w:tc>
-          <w:p>
-            <w:pPr>
+          <w:tcPr>
+            <w:tcMar>
+              <w:top w:type="dxa" w:w="120"/>
+              <w:left w:type="dxa" w:w="140"/>
+              <w:bottom w:type="dxa" w:w="120"/>
+              <w:right w:type="dxa" w:w="140"/>
+            </w:tcMar>
+            <w:vAlign w:val="center"/>
+          </w:tcPr>
+          <w:p>
+            <w:pPr>
+              <w:spacing w:after="40" w:before="40"/>
               <w:jc w:val="left"/>
             </w:pPr>
             <w:r>
@@ -883,8 +1356,18 @@
           </w:p>
         </w:tc>
         <w:tc>
-          <w:p>
-            <w:pPr>
+          <w:tcPr>
+            <w:tcMar>
+              <w:top w:type="dxa" w:w="120"/>
+              <w:left w:type="dxa" w:w="140"/>
+              <w:bottom w:type="dxa" w:w="120"/>
+              <w:right w:type="dxa" w:w="140"/>
+            </w:tcMar>
+            <w:vAlign w:val="center"/>
+          </w:tcPr>
+          <w:p>
+            <w:pPr>
+              <w:spacing w:after="40" w:before="40"/>
               <w:jc w:val="left"/>
             </w:pPr>
             <w:r>
@@ -898,9 +1381,22 @@
         </w:tc>
       </w:tr>
       <w:tr>
-        <w:tc>
-          <w:p>
-            <w:pPr>
+        <w:trPr>
+          <w:cantSplit/>
+        </w:trPr>
+        <w:tc>
+          <w:tcPr>
+            <w:tcMar>
+              <w:top w:type="dxa" w:w="120"/>
+              <w:left w:type="dxa" w:w="140"/>
+              <w:bottom w:type="dxa" w:w="120"/>
+              <w:right w:type="dxa" w:w="140"/>
+            </w:tcMar>
+            <w:vAlign w:val="center"/>
+          </w:tcPr>
+          <w:p>
+            <w:pPr>
+              <w:spacing w:after="40" w:before="40"/>
               <w:jc w:val="left"/>
             </w:pPr>
             <w:r>
@@ -913,8 +1409,18 @@
           </w:p>
         </w:tc>
         <w:tc>
-          <w:p>
-            <w:pPr>
+          <w:tcPr>
+            <w:tcMar>
+              <w:top w:type="dxa" w:w="120"/>
+              <w:left w:type="dxa" w:w="140"/>
+              <w:bottom w:type="dxa" w:w="120"/>
+              <w:right w:type="dxa" w:w="140"/>
+            </w:tcMar>
+            <w:vAlign w:val="center"/>
+          </w:tcPr>
+          <w:p>
+            <w:pPr>
+              <w:spacing w:after="40" w:before="40"/>
               <w:jc w:val="left"/>
             </w:pPr>
             <w:r>
@@ -927,8 +1433,18 @@
           </w:p>
         </w:tc>
         <w:tc>
-          <w:p>
-            <w:pPr>
+          <w:tcPr>
+            <w:tcMar>
+              <w:top w:type="dxa" w:w="120"/>
+              <w:left w:type="dxa" w:w="140"/>
+              <w:bottom w:type="dxa" w:w="120"/>
+              <w:right w:type="dxa" w:w="140"/>
+            </w:tcMar>
+            <w:vAlign w:val="center"/>
+          </w:tcPr>
+          <w:p>
+            <w:pPr>
+              <w:spacing w:after="40" w:before="40"/>
               <w:jc w:val="left"/>
             </w:pPr>
             <w:r>
@@ -962,12 +1478,12 @@
       <w:tblPr>
         <w:tblW w:type="pct" w:w="100%"/>
         <w:tblBorders>
-          <w:top w:val="single" w:color="auto" w:sz="4"/>
-          <w:left w:val="single" w:color="auto" w:sz="4"/>
-          <w:bottom w:val="single" w:color="auto" w:sz="4"/>
-          <w:right w:val="single" w:color="auto" w:sz="4"/>
-          <w:insideH w:val="single" w:color="auto" w:sz="4"/>
-          <w:insideV w:val="single" w:color="auto" w:sz="4"/>
+          <w:top w:val="single" w:color="BFBFBF" w:sz="4"/>
+          <w:left w:val="single" w:color="BFBFBF" w:sz="4"/>
+          <w:bottom w:val="single" w:color="BFBFBF" w:sz="4"/>
+          <w:right w:val="single" w:color="BFBFBF" w:sz="4"/>
+          <w:insideH w:val="single" w:color="BFBFBF" w:sz="4"/>
+          <w:insideV w:val="single" w:color="BFBFBF" w:sz="4"/>
         </w:tblBorders>
       </w:tblPr>
       <w:tblGrid>
@@ -976,12 +1492,23 @@
         <w:gridCol w:w="100"/>
       </w:tblGrid>
       <w:tr>
-        <w:tc>
-          <w:tcPr>
-            <w:shd w:fill="00A050" w:val="clear"/>
-          </w:tcPr>
-          <w:p>
-            <w:pPr>
+        <w:trPr>
+          <w:cantSplit/>
+        </w:trPr>
+        <w:tc>
+          <w:tcPr>
+            <w:shd w:fill="00A050" w:color="auto" w:val="clear"/>
+            <w:tcMar>
+              <w:top w:type="dxa" w:w="120"/>
+              <w:left w:type="dxa" w:w="140"/>
+              <w:bottom w:type="dxa" w:w="120"/>
+              <w:right w:type="dxa" w:w="140"/>
+            </w:tcMar>
+            <w:vAlign w:val="center"/>
+          </w:tcPr>
+          <w:p>
+            <w:pPr>
+              <w:spacing w:after="40" w:before="40"/>
               <w:jc w:val="left"/>
             </w:pPr>
             <w:r>
@@ -998,10 +1525,18 @@
         </w:tc>
         <w:tc>
           <w:tcPr>
-            <w:shd w:fill="00A050" w:val="clear"/>
-          </w:tcPr>
-          <w:p>
-            <w:pPr>
+            <w:shd w:fill="00A050" w:color="auto" w:val="clear"/>
+            <w:tcMar>
+              <w:top w:type="dxa" w:w="120"/>
+              <w:left w:type="dxa" w:w="140"/>
+              <w:bottom w:type="dxa" w:w="120"/>
+              <w:right w:type="dxa" w:w="140"/>
+            </w:tcMar>
+            <w:vAlign w:val="center"/>
+          </w:tcPr>
+          <w:p>
+            <w:pPr>
+              <w:spacing w:after="40" w:before="40"/>
               <w:jc w:val="left"/>
             </w:pPr>
             <w:r>
@@ -1018,10 +1553,18 @@
         </w:tc>
         <w:tc>
           <w:tcPr>
-            <w:shd w:fill="00A050" w:val="clear"/>
-          </w:tcPr>
-          <w:p>
-            <w:pPr>
+            <w:shd w:fill="00A050" w:color="auto" w:val="clear"/>
+            <w:tcMar>
+              <w:top w:type="dxa" w:w="120"/>
+              <w:left w:type="dxa" w:w="140"/>
+              <w:bottom w:type="dxa" w:w="120"/>
+              <w:right w:type="dxa" w:w="140"/>
+            </w:tcMar>
+            <w:vAlign w:val="center"/>
+          </w:tcPr>
+          <w:p>
+            <w:pPr>
+              <w:spacing w:after="40" w:before="40"/>
               <w:jc w:val="left"/>
             </w:pPr>
             <w:r>
@@ -1038,9 +1581,22 @@
         </w:tc>
       </w:tr>
       <w:tr>
-        <w:tc>
-          <w:p>
-            <w:pPr>
+        <w:trPr>
+          <w:cantSplit/>
+        </w:trPr>
+        <w:tc>
+          <w:tcPr>
+            <w:tcMar>
+              <w:top w:type="dxa" w:w="120"/>
+              <w:left w:type="dxa" w:w="140"/>
+              <w:bottom w:type="dxa" w:w="120"/>
+              <w:right w:type="dxa" w:w="140"/>
+            </w:tcMar>
+            <w:vAlign w:val="center"/>
+          </w:tcPr>
+          <w:p>
+            <w:pPr>
+              <w:spacing w:after="40" w:before="40"/>
               <w:jc w:val="left"/>
             </w:pPr>
             <w:r>
@@ -1053,8 +1609,18 @@
           </w:p>
         </w:tc>
         <w:tc>
-          <w:p>
-            <w:pPr>
+          <w:tcPr>
+            <w:tcMar>
+              <w:top w:type="dxa" w:w="120"/>
+              <w:left w:type="dxa" w:w="140"/>
+              <w:bottom w:type="dxa" w:w="120"/>
+              <w:right w:type="dxa" w:w="140"/>
+            </w:tcMar>
+            <w:vAlign w:val="center"/>
+          </w:tcPr>
+          <w:p>
+            <w:pPr>
+              <w:spacing w:after="40" w:before="40"/>
               <w:jc w:val="left"/>
             </w:pPr>
             <w:r>
@@ -1067,8 +1633,18 @@
           </w:p>
         </w:tc>
         <w:tc>
-          <w:p>
-            <w:pPr>
+          <w:tcPr>
+            <w:tcMar>
+              <w:top w:type="dxa" w:w="120"/>
+              <w:left w:type="dxa" w:w="140"/>
+              <w:bottom w:type="dxa" w:w="120"/>
+              <w:right w:type="dxa" w:w="140"/>
+            </w:tcMar>
+            <w:vAlign w:val="center"/>
+          </w:tcPr>
+          <w:p>
+            <w:pPr>
+              <w:spacing w:after="40" w:before="40"/>
               <w:jc w:val="left"/>
             </w:pPr>
             <w:r>
@@ -1082,9 +1658,22 @@
         </w:tc>
       </w:tr>
       <w:tr>
-        <w:tc>
-          <w:p>
-            <w:pPr>
+        <w:trPr>
+          <w:cantSplit/>
+        </w:trPr>
+        <w:tc>
+          <w:tcPr>
+            <w:tcMar>
+              <w:top w:type="dxa" w:w="120"/>
+              <w:left w:type="dxa" w:w="140"/>
+              <w:bottom w:type="dxa" w:w="120"/>
+              <w:right w:type="dxa" w:w="140"/>
+            </w:tcMar>
+            <w:vAlign w:val="center"/>
+          </w:tcPr>
+          <w:p>
+            <w:pPr>
+              <w:spacing w:after="40" w:before="40"/>
               <w:jc w:val="left"/>
             </w:pPr>
             <w:r>
@@ -1097,8 +1686,18 @@
           </w:p>
         </w:tc>
         <w:tc>
-          <w:p>
-            <w:pPr>
+          <w:tcPr>
+            <w:tcMar>
+              <w:top w:type="dxa" w:w="120"/>
+              <w:left w:type="dxa" w:w="140"/>
+              <w:bottom w:type="dxa" w:w="120"/>
+              <w:right w:type="dxa" w:w="140"/>
+            </w:tcMar>
+            <w:vAlign w:val="center"/>
+          </w:tcPr>
+          <w:p>
+            <w:pPr>
+              <w:spacing w:after="40" w:before="40"/>
               <w:jc w:val="left"/>
             </w:pPr>
             <w:r>
@@ -1111,8 +1710,18 @@
           </w:p>
         </w:tc>
         <w:tc>
-          <w:p>
-            <w:pPr>
+          <w:tcPr>
+            <w:tcMar>
+              <w:top w:type="dxa" w:w="120"/>
+              <w:left w:type="dxa" w:w="140"/>
+              <w:bottom w:type="dxa" w:w="120"/>
+              <w:right w:type="dxa" w:w="140"/>
+            </w:tcMar>
+            <w:vAlign w:val="center"/>
+          </w:tcPr>
+          <w:p>
+            <w:pPr>
+              <w:spacing w:after="40" w:before="40"/>
               <w:jc w:val="left"/>
             </w:pPr>
             <w:r>
@@ -1126,9 +1735,22 @@
         </w:tc>
       </w:tr>
       <w:tr>
-        <w:tc>
-          <w:p>
-            <w:pPr>
+        <w:trPr>
+          <w:cantSplit/>
+        </w:trPr>
+        <w:tc>
+          <w:tcPr>
+            <w:tcMar>
+              <w:top w:type="dxa" w:w="120"/>
+              <w:left w:type="dxa" w:w="140"/>
+              <w:bottom w:type="dxa" w:w="120"/>
+              <w:right w:type="dxa" w:w="140"/>
+            </w:tcMar>
+            <w:vAlign w:val="center"/>
+          </w:tcPr>
+          <w:p>
+            <w:pPr>
+              <w:spacing w:after="40" w:before="40"/>
               <w:jc w:val="left"/>
             </w:pPr>
             <w:r>
@@ -1141,8 +1763,18 @@
           </w:p>
         </w:tc>
         <w:tc>
-          <w:p>
-            <w:pPr>
+          <w:tcPr>
+            <w:tcMar>
+              <w:top w:type="dxa" w:w="120"/>
+              <w:left w:type="dxa" w:w="140"/>
+              <w:bottom w:type="dxa" w:w="120"/>
+              <w:right w:type="dxa" w:w="140"/>
+            </w:tcMar>
+            <w:vAlign w:val="center"/>
+          </w:tcPr>
+          <w:p>
+            <w:pPr>
+              <w:spacing w:after="40" w:before="40"/>
               <w:jc w:val="left"/>
             </w:pPr>
             <w:r>
@@ -1155,8 +1787,18 @@
           </w:p>
         </w:tc>
         <w:tc>
-          <w:p>
-            <w:pPr>
+          <w:tcPr>
+            <w:tcMar>
+              <w:top w:type="dxa" w:w="120"/>
+              <w:left w:type="dxa" w:w="140"/>
+              <w:bottom w:type="dxa" w:w="120"/>
+              <w:right w:type="dxa" w:w="140"/>
+            </w:tcMar>
+            <w:vAlign w:val="center"/>
+          </w:tcPr>
+          <w:p>
+            <w:pPr>
+              <w:spacing w:after="40" w:before="40"/>
               <w:jc w:val="left"/>
             </w:pPr>
             <w:r>
@@ -1170,9 +1812,22 @@
         </w:tc>
       </w:tr>
       <w:tr>
-        <w:tc>
-          <w:p>
-            <w:pPr>
+        <w:trPr>
+          <w:cantSplit/>
+        </w:trPr>
+        <w:tc>
+          <w:tcPr>
+            <w:tcMar>
+              <w:top w:type="dxa" w:w="120"/>
+              <w:left w:type="dxa" w:w="140"/>
+              <w:bottom w:type="dxa" w:w="120"/>
+              <w:right w:type="dxa" w:w="140"/>
+            </w:tcMar>
+            <w:vAlign w:val="center"/>
+          </w:tcPr>
+          <w:p>
+            <w:pPr>
+              <w:spacing w:after="40" w:before="40"/>
               <w:jc w:val="left"/>
             </w:pPr>
             <w:r>
@@ -1185,8 +1840,18 @@
           </w:p>
         </w:tc>
         <w:tc>
-          <w:p>
-            <w:pPr>
+          <w:tcPr>
+            <w:tcMar>
+              <w:top w:type="dxa" w:w="120"/>
+              <w:left w:type="dxa" w:w="140"/>
+              <w:bottom w:type="dxa" w:w="120"/>
+              <w:right w:type="dxa" w:w="140"/>
+            </w:tcMar>
+            <w:vAlign w:val="center"/>
+          </w:tcPr>
+          <w:p>
+            <w:pPr>
+              <w:spacing w:after="40" w:before="40"/>
               <w:jc w:val="left"/>
             </w:pPr>
             <w:r>
@@ -1199,8 +1864,18 @@
           </w:p>
         </w:tc>
         <w:tc>
-          <w:p>
-            <w:pPr>
+          <w:tcPr>
+            <w:tcMar>
+              <w:top w:type="dxa" w:w="120"/>
+              <w:left w:type="dxa" w:w="140"/>
+              <w:bottom w:type="dxa" w:w="120"/>
+              <w:right w:type="dxa" w:w="140"/>
+            </w:tcMar>
+            <w:vAlign w:val="center"/>
+          </w:tcPr>
+          <w:p>
+            <w:pPr>
+              <w:spacing w:after="40" w:before="40"/>
               <w:jc w:val="left"/>
             </w:pPr>
             <w:r>
@@ -1214,9 +1889,22 @@
         </w:tc>
       </w:tr>
       <w:tr>
-        <w:tc>
-          <w:p>
-            <w:pPr>
+        <w:trPr>
+          <w:cantSplit/>
+        </w:trPr>
+        <w:tc>
+          <w:tcPr>
+            <w:tcMar>
+              <w:top w:type="dxa" w:w="120"/>
+              <w:left w:type="dxa" w:w="140"/>
+              <w:bottom w:type="dxa" w:w="120"/>
+              <w:right w:type="dxa" w:w="140"/>
+            </w:tcMar>
+            <w:vAlign w:val="center"/>
+          </w:tcPr>
+          <w:p>
+            <w:pPr>
+              <w:spacing w:after="40" w:before="40"/>
               <w:jc w:val="left"/>
             </w:pPr>
             <w:r>
@@ -1229,8 +1917,18 @@
           </w:p>
         </w:tc>
         <w:tc>
-          <w:p>
-            <w:pPr>
+          <w:tcPr>
+            <w:tcMar>
+              <w:top w:type="dxa" w:w="120"/>
+              <w:left w:type="dxa" w:w="140"/>
+              <w:bottom w:type="dxa" w:w="120"/>
+              <w:right w:type="dxa" w:w="140"/>
+            </w:tcMar>
+            <w:vAlign w:val="center"/>
+          </w:tcPr>
+          <w:p>
+            <w:pPr>
+              <w:spacing w:after="40" w:before="40"/>
               <w:jc w:val="left"/>
             </w:pPr>
             <w:r>
@@ -1243,8 +1941,18 @@
           </w:p>
         </w:tc>
         <w:tc>
-          <w:p>
-            <w:pPr>
+          <w:tcPr>
+            <w:tcMar>
+              <w:top w:type="dxa" w:w="120"/>
+              <w:left w:type="dxa" w:w="140"/>
+              <w:bottom w:type="dxa" w:w="120"/>
+              <w:right w:type="dxa" w:w="140"/>
+            </w:tcMar>
+            <w:vAlign w:val="center"/>
+          </w:tcPr>
+          <w:p>
+            <w:pPr>
+              <w:spacing w:after="40" w:before="40"/>
               <w:jc w:val="left"/>
             </w:pPr>
             <w:r>
@@ -1258,9 +1966,22 @@
         </w:tc>
       </w:tr>
       <w:tr>
-        <w:tc>
-          <w:p>
-            <w:pPr>
+        <w:trPr>
+          <w:cantSplit/>
+        </w:trPr>
+        <w:tc>
+          <w:tcPr>
+            <w:tcMar>
+              <w:top w:type="dxa" w:w="120"/>
+              <w:left w:type="dxa" w:w="140"/>
+              <w:bottom w:type="dxa" w:w="120"/>
+              <w:right w:type="dxa" w:w="140"/>
+            </w:tcMar>
+            <w:vAlign w:val="center"/>
+          </w:tcPr>
+          <w:p>
+            <w:pPr>
+              <w:spacing w:after="40" w:before="40"/>
               <w:jc w:val="left"/>
             </w:pPr>
             <w:r>
@@ -1273,8 +1994,18 @@
           </w:p>
         </w:tc>
         <w:tc>
-          <w:p>
-            <w:pPr>
+          <w:tcPr>
+            <w:tcMar>
+              <w:top w:type="dxa" w:w="120"/>
+              <w:left w:type="dxa" w:w="140"/>
+              <w:bottom w:type="dxa" w:w="120"/>
+              <w:right w:type="dxa" w:w="140"/>
+            </w:tcMar>
+            <w:vAlign w:val="center"/>
+          </w:tcPr>
+          <w:p>
+            <w:pPr>
+              <w:spacing w:after="40" w:before="40"/>
               <w:jc w:val="left"/>
             </w:pPr>
             <w:r>
@@ -1287,8 +2018,18 @@
           </w:p>
         </w:tc>
         <w:tc>
-          <w:p>
-            <w:pPr>
+          <w:tcPr>
+            <w:tcMar>
+              <w:top w:type="dxa" w:w="120"/>
+              <w:left w:type="dxa" w:w="140"/>
+              <w:bottom w:type="dxa" w:w="120"/>
+              <w:right w:type="dxa" w:w="140"/>
+            </w:tcMar>
+            <w:vAlign w:val="center"/>
+          </w:tcPr>
+          <w:p>
+            <w:pPr>
+              <w:spacing w:after="40" w:before="40"/>
               <w:jc w:val="left"/>
             </w:pPr>
             <w:r>
@@ -1302,9 +2043,22 @@
         </w:tc>
       </w:tr>
       <w:tr>
-        <w:tc>
-          <w:p>
-            <w:pPr>
+        <w:trPr>
+          <w:cantSplit/>
+        </w:trPr>
+        <w:tc>
+          <w:tcPr>
+            <w:tcMar>
+              <w:top w:type="dxa" w:w="120"/>
+              <w:left w:type="dxa" w:w="140"/>
+              <w:bottom w:type="dxa" w:w="120"/>
+              <w:right w:type="dxa" w:w="140"/>
+            </w:tcMar>
+            <w:vAlign w:val="center"/>
+          </w:tcPr>
+          <w:p>
+            <w:pPr>
+              <w:spacing w:after="40" w:before="40"/>
               <w:jc w:val="left"/>
             </w:pPr>
             <w:r>
@@ -1317,8 +2071,18 @@
           </w:p>
         </w:tc>
         <w:tc>
-          <w:p>
-            <w:pPr>
+          <w:tcPr>
+            <w:tcMar>
+              <w:top w:type="dxa" w:w="120"/>
+              <w:left w:type="dxa" w:w="140"/>
+              <w:bottom w:type="dxa" w:w="120"/>
+              <w:right w:type="dxa" w:w="140"/>
+            </w:tcMar>
+            <w:vAlign w:val="center"/>
+          </w:tcPr>
+          <w:p>
+            <w:pPr>
+              <w:spacing w:after="40" w:before="40"/>
               <w:jc w:val="left"/>
             </w:pPr>
             <w:r>
@@ -1331,8 +2095,18 @@
           </w:p>
         </w:tc>
         <w:tc>
-          <w:p>
-            <w:pPr>
+          <w:tcPr>
+            <w:tcMar>
+              <w:top w:type="dxa" w:w="120"/>
+              <w:left w:type="dxa" w:w="140"/>
+              <w:bottom w:type="dxa" w:w="120"/>
+              <w:right w:type="dxa" w:w="140"/>
+            </w:tcMar>
+            <w:vAlign w:val="center"/>
+          </w:tcPr>
+          <w:p>
+            <w:pPr>
+              <w:spacing w:after="40" w:before="40"/>
               <w:jc w:val="left"/>
             </w:pPr>
             <w:r>
@@ -1346,9 +2120,22 @@
         </w:tc>
       </w:tr>
       <w:tr>
-        <w:tc>
-          <w:p>
-            <w:pPr>
+        <w:trPr>
+          <w:cantSplit/>
+        </w:trPr>
+        <w:tc>
+          <w:tcPr>
+            <w:tcMar>
+              <w:top w:type="dxa" w:w="120"/>
+              <w:left w:type="dxa" w:w="140"/>
+              <w:bottom w:type="dxa" w:w="120"/>
+              <w:right w:type="dxa" w:w="140"/>
+            </w:tcMar>
+            <w:vAlign w:val="center"/>
+          </w:tcPr>
+          <w:p>
+            <w:pPr>
+              <w:spacing w:after="40" w:before="40"/>
               <w:jc w:val="left"/>
             </w:pPr>
             <w:r>
@@ -1361,8 +2148,18 @@
           </w:p>
         </w:tc>
         <w:tc>
-          <w:p>
-            <w:pPr>
+          <w:tcPr>
+            <w:tcMar>
+              <w:top w:type="dxa" w:w="120"/>
+              <w:left w:type="dxa" w:w="140"/>
+              <w:bottom w:type="dxa" w:w="120"/>
+              <w:right w:type="dxa" w:w="140"/>
+            </w:tcMar>
+            <w:vAlign w:val="center"/>
+          </w:tcPr>
+          <w:p>
+            <w:pPr>
+              <w:spacing w:after="40" w:before="40"/>
               <w:jc w:val="left"/>
             </w:pPr>
             <w:r>
@@ -1375,8 +2172,18 @@
           </w:p>
         </w:tc>
         <w:tc>
-          <w:p>
-            <w:pPr>
+          <w:tcPr>
+            <w:tcMar>
+              <w:top w:type="dxa" w:w="120"/>
+              <w:left w:type="dxa" w:w="140"/>
+              <w:bottom w:type="dxa" w:w="120"/>
+              <w:right w:type="dxa" w:w="140"/>
+            </w:tcMar>
+            <w:vAlign w:val="center"/>
+          </w:tcPr>
+          <w:p>
+            <w:pPr>
+              <w:spacing w:after="40" w:before="40"/>
               <w:jc w:val="left"/>
             </w:pPr>
             <w:r>
@@ -1390,9 +2197,22 @@
         </w:tc>
       </w:tr>
       <w:tr>
-        <w:tc>
-          <w:p>
-            <w:pPr>
+        <w:trPr>
+          <w:cantSplit/>
+        </w:trPr>
+        <w:tc>
+          <w:tcPr>
+            <w:tcMar>
+              <w:top w:type="dxa" w:w="120"/>
+              <w:left w:type="dxa" w:w="140"/>
+              <w:bottom w:type="dxa" w:w="120"/>
+              <w:right w:type="dxa" w:w="140"/>
+            </w:tcMar>
+            <w:vAlign w:val="center"/>
+          </w:tcPr>
+          <w:p>
+            <w:pPr>
+              <w:spacing w:after="40" w:before="40"/>
               <w:jc w:val="left"/>
             </w:pPr>
             <w:r>
@@ -1405,8 +2225,18 @@
           </w:p>
         </w:tc>
         <w:tc>
-          <w:p>
-            <w:pPr>
+          <w:tcPr>
+            <w:tcMar>
+              <w:top w:type="dxa" w:w="120"/>
+              <w:left w:type="dxa" w:w="140"/>
+              <w:bottom w:type="dxa" w:w="120"/>
+              <w:right w:type="dxa" w:w="140"/>
+            </w:tcMar>
+            <w:vAlign w:val="center"/>
+          </w:tcPr>
+          <w:p>
+            <w:pPr>
+              <w:spacing w:after="40" w:before="40"/>
               <w:jc w:val="left"/>
             </w:pPr>
             <w:r>
@@ -1419,8 +2249,18 @@
           </w:p>
         </w:tc>
         <w:tc>
-          <w:p>
-            <w:pPr>
+          <w:tcPr>
+            <w:tcMar>
+              <w:top w:type="dxa" w:w="120"/>
+              <w:left w:type="dxa" w:w="140"/>
+              <w:bottom w:type="dxa" w:w="120"/>
+              <w:right w:type="dxa" w:w="140"/>
+            </w:tcMar>
+            <w:vAlign w:val="center"/>
+          </w:tcPr>
+          <w:p>
+            <w:pPr>
+              <w:spacing w:after="40" w:before="40"/>
               <w:jc w:val="left"/>
             </w:pPr>
             <w:r>
@@ -1454,12 +2294,12 @@
       <w:tblPr>
         <w:tblW w:type="pct" w:w="100%"/>
         <w:tblBorders>
-          <w:top w:val="single" w:color="auto" w:sz="4"/>
-          <w:left w:val="single" w:color="auto" w:sz="4"/>
-          <w:bottom w:val="single" w:color="auto" w:sz="4"/>
-          <w:right w:val="single" w:color="auto" w:sz="4"/>
-          <w:insideH w:val="single" w:color="auto" w:sz="4"/>
-          <w:insideV w:val="single" w:color="auto" w:sz="4"/>
+          <w:top w:val="single" w:color="BFBFBF" w:sz="4"/>
+          <w:left w:val="single" w:color="BFBFBF" w:sz="4"/>
+          <w:bottom w:val="single" w:color="BFBFBF" w:sz="4"/>
+          <w:right w:val="single" w:color="BFBFBF" w:sz="4"/>
+          <w:insideH w:val="single" w:color="BFBFBF" w:sz="4"/>
+          <w:insideV w:val="single" w:color="BFBFBF" w:sz="4"/>
         </w:tblBorders>
       </w:tblPr>
       <w:tblGrid>
@@ -1468,12 +2308,23 @@
         <w:gridCol w:w="100"/>
       </w:tblGrid>
       <w:tr>
-        <w:tc>
-          <w:tcPr>
-            <w:shd w:fill="00A050" w:val="clear"/>
-          </w:tcPr>
-          <w:p>
-            <w:pPr>
+        <w:trPr>
+          <w:cantSplit/>
+        </w:trPr>
+        <w:tc>
+          <w:tcPr>
+            <w:shd w:fill="00A050" w:color="auto" w:val="clear"/>
+            <w:tcMar>
+              <w:top w:type="dxa" w:w="120"/>
+              <w:left w:type="dxa" w:w="140"/>
+              <w:bottom w:type="dxa" w:w="120"/>
+              <w:right w:type="dxa" w:w="140"/>
+            </w:tcMar>
+            <w:vAlign w:val="center"/>
+          </w:tcPr>
+          <w:p>
+            <w:pPr>
+              <w:spacing w:after="40" w:before="40"/>
               <w:jc w:val="left"/>
             </w:pPr>
             <w:r>
@@ -1490,10 +2341,18 @@
         </w:tc>
         <w:tc>
           <w:tcPr>
-            <w:shd w:fill="00A050" w:val="clear"/>
-          </w:tcPr>
-          <w:p>
-            <w:pPr>
+            <w:shd w:fill="00A050" w:color="auto" w:val="clear"/>
+            <w:tcMar>
+              <w:top w:type="dxa" w:w="120"/>
+              <w:left w:type="dxa" w:w="140"/>
+              <w:bottom w:type="dxa" w:w="120"/>
+              <w:right w:type="dxa" w:w="140"/>
+            </w:tcMar>
+            <w:vAlign w:val="center"/>
+          </w:tcPr>
+          <w:p>
+            <w:pPr>
+              <w:spacing w:after="40" w:before="40"/>
               <w:jc w:val="left"/>
             </w:pPr>
             <w:r>
@@ -1510,10 +2369,18 @@
         </w:tc>
         <w:tc>
           <w:tcPr>
-            <w:shd w:fill="00A050" w:val="clear"/>
-          </w:tcPr>
-          <w:p>
-            <w:pPr>
+            <w:shd w:fill="00A050" w:color="auto" w:val="clear"/>
+            <w:tcMar>
+              <w:top w:type="dxa" w:w="120"/>
+              <w:left w:type="dxa" w:w="140"/>
+              <w:bottom w:type="dxa" w:w="120"/>
+              <w:right w:type="dxa" w:w="140"/>
+            </w:tcMar>
+            <w:vAlign w:val="center"/>
+          </w:tcPr>
+          <w:p>
+            <w:pPr>
+              <w:spacing w:after="40" w:before="40"/>
               <w:jc w:val="left"/>
             </w:pPr>
             <w:r>
@@ -1530,9 +2397,22 @@
         </w:tc>
       </w:tr>
       <w:tr>
-        <w:tc>
-          <w:p>
-            <w:pPr>
+        <w:trPr>
+          <w:cantSplit/>
+        </w:trPr>
+        <w:tc>
+          <w:tcPr>
+            <w:tcMar>
+              <w:top w:type="dxa" w:w="120"/>
+              <w:left w:type="dxa" w:w="140"/>
+              <w:bottom w:type="dxa" w:w="120"/>
+              <w:right w:type="dxa" w:w="140"/>
+            </w:tcMar>
+            <w:vAlign w:val="center"/>
+          </w:tcPr>
+          <w:p>
+            <w:pPr>
+              <w:spacing w:after="40" w:before="40"/>
               <w:jc w:val="left"/>
             </w:pPr>
             <w:r>
@@ -1545,8 +2425,18 @@
           </w:p>
         </w:tc>
         <w:tc>
-          <w:p>
-            <w:pPr>
+          <w:tcPr>
+            <w:tcMar>
+              <w:top w:type="dxa" w:w="120"/>
+              <w:left w:type="dxa" w:w="140"/>
+              <w:bottom w:type="dxa" w:w="120"/>
+              <w:right w:type="dxa" w:w="140"/>
+            </w:tcMar>
+            <w:vAlign w:val="center"/>
+          </w:tcPr>
+          <w:p>
+            <w:pPr>
+              <w:spacing w:after="40" w:before="40"/>
               <w:jc w:val="left"/>
             </w:pPr>
             <w:r>
@@ -1559,8 +2449,18 @@
           </w:p>
         </w:tc>
         <w:tc>
-          <w:p>
-            <w:pPr>
+          <w:tcPr>
+            <w:tcMar>
+              <w:top w:type="dxa" w:w="120"/>
+              <w:left w:type="dxa" w:w="140"/>
+              <w:bottom w:type="dxa" w:w="120"/>
+              <w:right w:type="dxa" w:w="140"/>
+            </w:tcMar>
+            <w:vAlign w:val="center"/>
+          </w:tcPr>
+          <w:p>
+            <w:pPr>
+              <w:spacing w:after="40" w:before="40"/>
               <w:jc w:val="left"/>
             </w:pPr>
             <w:r>
@@ -1574,9 +2474,22 @@
         </w:tc>
       </w:tr>
       <w:tr>
-        <w:tc>
-          <w:p>
-            <w:pPr>
+        <w:trPr>
+          <w:cantSplit/>
+        </w:trPr>
+        <w:tc>
+          <w:tcPr>
+            <w:tcMar>
+              <w:top w:type="dxa" w:w="120"/>
+              <w:left w:type="dxa" w:w="140"/>
+              <w:bottom w:type="dxa" w:w="120"/>
+              <w:right w:type="dxa" w:w="140"/>
+            </w:tcMar>
+            <w:vAlign w:val="center"/>
+          </w:tcPr>
+          <w:p>
+            <w:pPr>
+              <w:spacing w:after="40" w:before="40"/>
               <w:jc w:val="left"/>
             </w:pPr>
             <w:r>
@@ -1589,8 +2502,18 @@
           </w:p>
         </w:tc>
         <w:tc>
-          <w:p>
-            <w:pPr>
+          <w:tcPr>
+            <w:tcMar>
+              <w:top w:type="dxa" w:w="120"/>
+              <w:left w:type="dxa" w:w="140"/>
+              <w:bottom w:type="dxa" w:w="120"/>
+              <w:right w:type="dxa" w:w="140"/>
+            </w:tcMar>
+            <w:vAlign w:val="center"/>
+          </w:tcPr>
+          <w:p>
+            <w:pPr>
+              <w:spacing w:after="40" w:before="40"/>
               <w:jc w:val="left"/>
             </w:pPr>
             <w:r>
@@ -1603,8 +2526,18 @@
           </w:p>
         </w:tc>
         <w:tc>
-          <w:p>
-            <w:pPr>
+          <w:tcPr>
+            <w:tcMar>
+              <w:top w:type="dxa" w:w="120"/>
+              <w:left w:type="dxa" w:w="140"/>
+              <w:bottom w:type="dxa" w:w="120"/>
+              <w:right w:type="dxa" w:w="140"/>
+            </w:tcMar>
+            <w:vAlign w:val="center"/>
+          </w:tcPr>
+          <w:p>
+            <w:pPr>
+              <w:spacing w:after="40" w:before="40"/>
               <w:jc w:val="left"/>
             </w:pPr>
             <w:r>
@@ -1618,9 +2551,22 @@
         </w:tc>
       </w:tr>
       <w:tr>
-        <w:tc>
-          <w:p>
-            <w:pPr>
+        <w:trPr>
+          <w:cantSplit/>
+        </w:trPr>
+        <w:tc>
+          <w:tcPr>
+            <w:tcMar>
+              <w:top w:type="dxa" w:w="120"/>
+              <w:left w:type="dxa" w:w="140"/>
+              <w:bottom w:type="dxa" w:w="120"/>
+              <w:right w:type="dxa" w:w="140"/>
+            </w:tcMar>
+            <w:vAlign w:val="center"/>
+          </w:tcPr>
+          <w:p>
+            <w:pPr>
+              <w:spacing w:after="40" w:before="40"/>
               <w:jc w:val="left"/>
             </w:pPr>
             <w:r>
@@ -1633,8 +2579,18 @@
           </w:p>
         </w:tc>
         <w:tc>
-          <w:p>
-            <w:pPr>
+          <w:tcPr>
+            <w:tcMar>
+              <w:top w:type="dxa" w:w="120"/>
+              <w:left w:type="dxa" w:w="140"/>
+              <w:bottom w:type="dxa" w:w="120"/>
+              <w:right w:type="dxa" w:w="140"/>
+            </w:tcMar>
+            <w:vAlign w:val="center"/>
+          </w:tcPr>
+          <w:p>
+            <w:pPr>
+              <w:spacing w:after="40" w:before="40"/>
               <w:jc w:val="left"/>
             </w:pPr>
             <w:r>
@@ -1647,8 +2603,18 @@
           </w:p>
         </w:tc>
         <w:tc>
-          <w:p>
-            <w:pPr>
+          <w:tcPr>
+            <w:tcMar>
+              <w:top w:type="dxa" w:w="120"/>
+              <w:left w:type="dxa" w:w="140"/>
+              <w:bottom w:type="dxa" w:w="120"/>
+              <w:right w:type="dxa" w:w="140"/>
+            </w:tcMar>
+            <w:vAlign w:val="center"/>
+          </w:tcPr>
+          <w:p>
+            <w:pPr>
+              <w:spacing w:after="40" w:before="40"/>
               <w:jc w:val="left"/>
             </w:pPr>
             <w:r>
@@ -1662,9 +2628,22 @@
         </w:tc>
       </w:tr>
       <w:tr>
-        <w:tc>
-          <w:p>
-            <w:pPr>
+        <w:trPr>
+          <w:cantSplit/>
+        </w:trPr>
+        <w:tc>
+          <w:tcPr>
+            <w:tcMar>
+              <w:top w:type="dxa" w:w="120"/>
+              <w:left w:type="dxa" w:w="140"/>
+              <w:bottom w:type="dxa" w:w="120"/>
+              <w:right w:type="dxa" w:w="140"/>
+            </w:tcMar>
+            <w:vAlign w:val="center"/>
+          </w:tcPr>
+          <w:p>
+            <w:pPr>
+              <w:spacing w:after="40" w:before="40"/>
               <w:jc w:val="left"/>
             </w:pPr>
             <w:r>
@@ -1677,8 +2656,18 @@
           </w:p>
         </w:tc>
         <w:tc>
-          <w:p>
-            <w:pPr>
+          <w:tcPr>
+            <w:tcMar>
+              <w:top w:type="dxa" w:w="120"/>
+              <w:left w:type="dxa" w:w="140"/>
+              <w:bottom w:type="dxa" w:w="120"/>
+              <w:right w:type="dxa" w:w="140"/>
+            </w:tcMar>
+            <w:vAlign w:val="center"/>
+          </w:tcPr>
+          <w:p>
+            <w:pPr>
+              <w:spacing w:after="40" w:before="40"/>
               <w:jc w:val="left"/>
             </w:pPr>
             <w:r>
@@ -1691,8 +2680,18 @@
           </w:p>
         </w:tc>
         <w:tc>
-          <w:p>
-            <w:pPr>
+          <w:tcPr>
+            <w:tcMar>
+              <w:top w:type="dxa" w:w="120"/>
+              <w:left w:type="dxa" w:w="140"/>
+              <w:bottom w:type="dxa" w:w="120"/>
+              <w:right w:type="dxa" w:w="140"/>
+            </w:tcMar>
+            <w:vAlign w:val="center"/>
+          </w:tcPr>
+          <w:p>
+            <w:pPr>
+              <w:spacing w:after="40" w:before="40"/>
               <w:jc w:val="left"/>
             </w:pPr>
             <w:r>
@@ -1706,9 +2705,22 @@
         </w:tc>
       </w:tr>
       <w:tr>
-        <w:tc>
-          <w:p>
-            <w:pPr>
+        <w:trPr>
+          <w:cantSplit/>
+        </w:trPr>
+        <w:tc>
+          <w:tcPr>
+            <w:tcMar>
+              <w:top w:type="dxa" w:w="120"/>
+              <w:left w:type="dxa" w:w="140"/>
+              <w:bottom w:type="dxa" w:w="120"/>
+              <w:right w:type="dxa" w:w="140"/>
+            </w:tcMar>
+            <w:vAlign w:val="center"/>
+          </w:tcPr>
+          <w:p>
+            <w:pPr>
+              <w:spacing w:after="40" w:before="40"/>
               <w:jc w:val="left"/>
             </w:pPr>
             <w:r>
@@ -1721,8 +2733,18 @@
           </w:p>
         </w:tc>
         <w:tc>
-          <w:p>
-            <w:pPr>
+          <w:tcPr>
+            <w:tcMar>
+              <w:top w:type="dxa" w:w="120"/>
+              <w:left w:type="dxa" w:w="140"/>
+              <w:bottom w:type="dxa" w:w="120"/>
+              <w:right w:type="dxa" w:w="140"/>
+            </w:tcMar>
+            <w:vAlign w:val="center"/>
+          </w:tcPr>
+          <w:p>
+            <w:pPr>
+              <w:spacing w:after="40" w:before="40"/>
               <w:jc w:val="left"/>
             </w:pPr>
             <w:r>
@@ -1735,8 +2757,18 @@
           </w:p>
         </w:tc>
         <w:tc>
-          <w:p>
-            <w:pPr>
+          <w:tcPr>
+            <w:tcMar>
+              <w:top w:type="dxa" w:w="120"/>
+              <w:left w:type="dxa" w:w="140"/>
+              <w:bottom w:type="dxa" w:w="120"/>
+              <w:right w:type="dxa" w:w="140"/>
+            </w:tcMar>
+            <w:vAlign w:val="center"/>
+          </w:tcPr>
+          <w:p>
+            <w:pPr>
+              <w:spacing w:after="40" w:before="40"/>
               <w:jc w:val="left"/>
             </w:pPr>
             <w:r>
@@ -1770,12 +2802,12 @@
       <w:tblPr>
         <w:tblW w:type="pct" w:w="100%"/>
         <w:tblBorders>
-          <w:top w:val="single" w:color="auto" w:sz="4"/>
-          <w:left w:val="single" w:color="auto" w:sz="4"/>
-          <w:bottom w:val="single" w:color="auto" w:sz="4"/>
-          <w:right w:val="single" w:color="auto" w:sz="4"/>
-          <w:insideH w:val="single" w:color="auto" w:sz="4"/>
-          <w:insideV w:val="single" w:color="auto" w:sz="4"/>
+          <w:top w:val="single" w:color="BFBFBF" w:sz="4"/>
+          <w:left w:val="single" w:color="BFBFBF" w:sz="4"/>
+          <w:bottom w:val="single" w:color="BFBFBF" w:sz="4"/>
+          <w:right w:val="single" w:color="BFBFBF" w:sz="4"/>
+          <w:insideH w:val="single" w:color="BFBFBF" w:sz="4"/>
+          <w:insideV w:val="single" w:color="BFBFBF" w:sz="4"/>
         </w:tblBorders>
       </w:tblPr>
       <w:tblGrid>
@@ -1784,12 +2816,23 @@
         <w:gridCol w:w="100"/>
       </w:tblGrid>
       <w:tr>
-        <w:tc>
-          <w:tcPr>
-            <w:shd w:fill="00A050" w:val="clear"/>
-          </w:tcPr>
-          <w:p>
-            <w:pPr>
+        <w:trPr>
+          <w:cantSplit/>
+        </w:trPr>
+        <w:tc>
+          <w:tcPr>
+            <w:shd w:fill="00A050" w:color="auto" w:val="clear"/>
+            <w:tcMar>
+              <w:top w:type="dxa" w:w="120"/>
+              <w:left w:type="dxa" w:w="140"/>
+              <w:bottom w:type="dxa" w:w="120"/>
+              <w:right w:type="dxa" w:w="140"/>
+            </w:tcMar>
+            <w:vAlign w:val="center"/>
+          </w:tcPr>
+          <w:p>
+            <w:pPr>
+              <w:spacing w:after="40" w:before="40"/>
               <w:jc w:val="left"/>
             </w:pPr>
             <w:r>
@@ -1806,10 +2849,18 @@
         </w:tc>
         <w:tc>
           <w:tcPr>
-            <w:shd w:fill="00A050" w:val="clear"/>
-          </w:tcPr>
-          <w:p>
-            <w:pPr>
+            <w:shd w:fill="00A050" w:color="auto" w:val="clear"/>
+            <w:tcMar>
+              <w:top w:type="dxa" w:w="120"/>
+              <w:left w:type="dxa" w:w="140"/>
+              <w:bottom w:type="dxa" w:w="120"/>
+              <w:right w:type="dxa" w:w="140"/>
+            </w:tcMar>
+            <w:vAlign w:val="center"/>
+          </w:tcPr>
+          <w:p>
+            <w:pPr>
+              <w:spacing w:after="40" w:before="40"/>
               <w:jc w:val="left"/>
             </w:pPr>
             <w:r>
@@ -1826,10 +2877,18 @@
         </w:tc>
         <w:tc>
           <w:tcPr>
-            <w:shd w:fill="00A050" w:val="clear"/>
-          </w:tcPr>
-          <w:p>
-            <w:pPr>
+            <w:shd w:fill="00A050" w:color="auto" w:val="clear"/>
+            <w:tcMar>
+              <w:top w:type="dxa" w:w="120"/>
+              <w:left w:type="dxa" w:w="140"/>
+              <w:bottom w:type="dxa" w:w="120"/>
+              <w:right w:type="dxa" w:w="140"/>
+            </w:tcMar>
+            <w:vAlign w:val="center"/>
+          </w:tcPr>
+          <w:p>
+            <w:pPr>
+              <w:spacing w:after="40" w:before="40"/>
               <w:jc w:val="left"/>
             </w:pPr>
             <w:r>
@@ -1846,9 +2905,22 @@
         </w:tc>
       </w:tr>
       <w:tr>
-        <w:tc>
-          <w:p>
-            <w:pPr>
+        <w:trPr>
+          <w:cantSplit/>
+        </w:trPr>
+        <w:tc>
+          <w:tcPr>
+            <w:tcMar>
+              <w:top w:type="dxa" w:w="120"/>
+              <w:left w:type="dxa" w:w="140"/>
+              <w:bottom w:type="dxa" w:w="120"/>
+              <w:right w:type="dxa" w:w="140"/>
+            </w:tcMar>
+            <w:vAlign w:val="center"/>
+          </w:tcPr>
+          <w:p>
+            <w:pPr>
+              <w:spacing w:after="40" w:before="40"/>
               <w:jc w:val="left"/>
             </w:pPr>
             <w:r>
@@ -1861,8 +2933,18 @@
           </w:p>
         </w:tc>
         <w:tc>
-          <w:p>
-            <w:pPr>
+          <w:tcPr>
+            <w:tcMar>
+              <w:top w:type="dxa" w:w="120"/>
+              <w:left w:type="dxa" w:w="140"/>
+              <w:bottom w:type="dxa" w:w="120"/>
+              <w:right w:type="dxa" w:w="140"/>
+            </w:tcMar>
+            <w:vAlign w:val="center"/>
+          </w:tcPr>
+          <w:p>
+            <w:pPr>
+              <w:spacing w:after="40" w:before="40"/>
               <w:jc w:val="left"/>
             </w:pPr>
             <w:r>
@@ -1875,8 +2957,18 @@
           </w:p>
         </w:tc>
         <w:tc>
-          <w:p>
-            <w:pPr>
+          <w:tcPr>
+            <w:tcMar>
+              <w:top w:type="dxa" w:w="120"/>
+              <w:left w:type="dxa" w:w="140"/>
+              <w:bottom w:type="dxa" w:w="120"/>
+              <w:right w:type="dxa" w:w="140"/>
+            </w:tcMar>
+            <w:vAlign w:val="center"/>
+          </w:tcPr>
+          <w:p>
+            <w:pPr>
+              <w:spacing w:after="40" w:before="40"/>
               <w:jc w:val="left"/>
             </w:pPr>
             <w:r>
@@ -1890,9 +2982,22 @@
         </w:tc>
       </w:tr>
       <w:tr>
-        <w:tc>
-          <w:p>
-            <w:pPr>
+        <w:trPr>
+          <w:cantSplit/>
+        </w:trPr>
+        <w:tc>
+          <w:tcPr>
+            <w:tcMar>
+              <w:top w:type="dxa" w:w="120"/>
+              <w:left w:type="dxa" w:w="140"/>
+              <w:bottom w:type="dxa" w:w="120"/>
+              <w:right w:type="dxa" w:w="140"/>
+            </w:tcMar>
+            <w:vAlign w:val="center"/>
+          </w:tcPr>
+          <w:p>
+            <w:pPr>
+              <w:spacing w:after="40" w:before="40"/>
               <w:jc w:val="left"/>
             </w:pPr>
             <w:r>
@@ -1905,8 +3010,18 @@
           </w:p>
         </w:tc>
         <w:tc>
-          <w:p>
-            <w:pPr>
+          <w:tcPr>
+            <w:tcMar>
+              <w:top w:type="dxa" w:w="120"/>
+              <w:left w:type="dxa" w:w="140"/>
+              <w:bottom w:type="dxa" w:w="120"/>
+              <w:right w:type="dxa" w:w="140"/>
+            </w:tcMar>
+            <w:vAlign w:val="center"/>
+          </w:tcPr>
+          <w:p>
+            <w:pPr>
+              <w:spacing w:after="40" w:before="40"/>
               <w:jc w:val="left"/>
             </w:pPr>
             <w:r>
@@ -1919,8 +3034,18 @@
           </w:p>
         </w:tc>
         <w:tc>
-          <w:p>
-            <w:pPr>
+          <w:tcPr>
+            <w:tcMar>
+              <w:top w:type="dxa" w:w="120"/>
+              <w:left w:type="dxa" w:w="140"/>
+              <w:bottom w:type="dxa" w:w="120"/>
+              <w:right w:type="dxa" w:w="140"/>
+            </w:tcMar>
+            <w:vAlign w:val="center"/>
+          </w:tcPr>
+          <w:p>
+            <w:pPr>
+              <w:spacing w:after="40" w:before="40"/>
               <w:jc w:val="left"/>
             </w:pPr>
             <w:r>
@@ -1934,9 +3059,22 @@
         </w:tc>
       </w:tr>
       <w:tr>
-        <w:tc>
-          <w:p>
-            <w:pPr>
+        <w:trPr>
+          <w:cantSplit/>
+        </w:trPr>
+        <w:tc>
+          <w:tcPr>
+            <w:tcMar>
+              <w:top w:type="dxa" w:w="120"/>
+              <w:left w:type="dxa" w:w="140"/>
+              <w:bottom w:type="dxa" w:w="120"/>
+              <w:right w:type="dxa" w:w="140"/>
+            </w:tcMar>
+            <w:vAlign w:val="center"/>
+          </w:tcPr>
+          <w:p>
+            <w:pPr>
+              <w:spacing w:after="40" w:before="40"/>
               <w:jc w:val="left"/>
             </w:pPr>
             <w:r>
@@ -1949,8 +3087,18 @@
           </w:p>
         </w:tc>
         <w:tc>
-          <w:p>
-            <w:pPr>
+          <w:tcPr>
+            <w:tcMar>
+              <w:top w:type="dxa" w:w="120"/>
+              <w:left w:type="dxa" w:w="140"/>
+              <w:bottom w:type="dxa" w:w="120"/>
+              <w:right w:type="dxa" w:w="140"/>
+            </w:tcMar>
+            <w:vAlign w:val="center"/>
+          </w:tcPr>
+          <w:p>
+            <w:pPr>
+              <w:spacing w:after="40" w:before="40"/>
               <w:jc w:val="left"/>
             </w:pPr>
             <w:r>
@@ -1963,8 +3111,18 @@
           </w:p>
         </w:tc>
         <w:tc>
-          <w:p>
-            <w:pPr>
+          <w:tcPr>
+            <w:tcMar>
+              <w:top w:type="dxa" w:w="120"/>
+              <w:left w:type="dxa" w:w="140"/>
+              <w:bottom w:type="dxa" w:w="120"/>
+              <w:right w:type="dxa" w:w="140"/>
+            </w:tcMar>
+            <w:vAlign w:val="center"/>
+          </w:tcPr>
+          <w:p>
+            <w:pPr>
+              <w:spacing w:after="40" w:before="40"/>
               <w:jc w:val="left"/>
             </w:pPr>
             <w:r>
@@ -1978,9 +3136,22 @@
         </w:tc>
       </w:tr>
       <w:tr>
-        <w:tc>
-          <w:p>
-            <w:pPr>
+        <w:trPr>
+          <w:cantSplit/>
+        </w:trPr>
+        <w:tc>
+          <w:tcPr>
+            <w:tcMar>
+              <w:top w:type="dxa" w:w="120"/>
+              <w:left w:type="dxa" w:w="140"/>
+              <w:bottom w:type="dxa" w:w="120"/>
+              <w:right w:type="dxa" w:w="140"/>
+            </w:tcMar>
+            <w:vAlign w:val="center"/>
+          </w:tcPr>
+          <w:p>
+            <w:pPr>
+              <w:spacing w:after="40" w:before="40"/>
               <w:jc w:val="left"/>
             </w:pPr>
             <w:r>
@@ -1993,8 +3164,18 @@
           </w:p>
         </w:tc>
         <w:tc>
-          <w:p>
-            <w:pPr>
+          <w:tcPr>
+            <w:tcMar>
+              <w:top w:type="dxa" w:w="120"/>
+              <w:left w:type="dxa" w:w="140"/>
+              <w:bottom w:type="dxa" w:w="120"/>
+              <w:right w:type="dxa" w:w="140"/>
+            </w:tcMar>
+            <w:vAlign w:val="center"/>
+          </w:tcPr>
+          <w:p>
+            <w:pPr>
+              <w:spacing w:after="40" w:before="40"/>
               <w:jc w:val="left"/>
             </w:pPr>
             <w:r>
@@ -2007,8 +3188,18 @@
           </w:p>
         </w:tc>
         <w:tc>
-          <w:p>
-            <w:pPr>
+          <w:tcPr>
+            <w:tcMar>
+              <w:top w:type="dxa" w:w="120"/>
+              <w:left w:type="dxa" w:w="140"/>
+              <w:bottom w:type="dxa" w:w="120"/>
+              <w:right w:type="dxa" w:w="140"/>
+            </w:tcMar>
+            <w:vAlign w:val="center"/>
+          </w:tcPr>
+          <w:p>
+            <w:pPr>
+              <w:spacing w:after="40" w:before="40"/>
               <w:jc w:val="left"/>
             </w:pPr>
             <w:r>
@@ -2042,12 +3233,12 @@
       <w:tblPr>
         <w:tblW w:type="pct" w:w="100%"/>
         <w:tblBorders>
-          <w:top w:val="single" w:color="auto" w:sz="4"/>
-          <w:left w:val="single" w:color="auto" w:sz="4"/>
-          <w:bottom w:val="single" w:color="auto" w:sz="4"/>
-          <w:right w:val="single" w:color="auto" w:sz="4"/>
-          <w:insideH w:val="single" w:color="auto" w:sz="4"/>
-          <w:insideV w:val="single" w:color="auto" w:sz="4"/>
+          <w:top w:val="single" w:color="BFBFBF" w:sz="4"/>
+          <w:left w:val="single" w:color="BFBFBF" w:sz="4"/>
+          <w:bottom w:val="single" w:color="BFBFBF" w:sz="4"/>
+          <w:right w:val="single" w:color="BFBFBF" w:sz="4"/>
+          <w:insideH w:val="single" w:color="BFBFBF" w:sz="4"/>
+          <w:insideV w:val="single" w:color="BFBFBF" w:sz="4"/>
         </w:tblBorders>
       </w:tblPr>
       <w:tblGrid>
@@ -2056,12 +3247,23 @@
         <w:gridCol w:w="100"/>
       </w:tblGrid>
       <w:tr>
-        <w:tc>
-          <w:tcPr>
-            <w:shd w:fill="00A050" w:val="clear"/>
-          </w:tcPr>
-          <w:p>
-            <w:pPr>
+        <w:trPr>
+          <w:cantSplit/>
+        </w:trPr>
+        <w:tc>
+          <w:tcPr>
+            <w:shd w:fill="00A050" w:color="auto" w:val="clear"/>
+            <w:tcMar>
+              <w:top w:type="dxa" w:w="120"/>
+              <w:left w:type="dxa" w:w="140"/>
+              <w:bottom w:type="dxa" w:w="120"/>
+              <w:right w:type="dxa" w:w="140"/>
+            </w:tcMar>
+            <w:vAlign w:val="center"/>
+          </w:tcPr>
+          <w:p>
+            <w:pPr>
+              <w:spacing w:after="40" w:before="40"/>
               <w:jc w:val="left"/>
             </w:pPr>
             <w:r>
@@ -2078,10 +3280,18 @@
         </w:tc>
         <w:tc>
           <w:tcPr>
-            <w:shd w:fill="00A050" w:val="clear"/>
-          </w:tcPr>
-          <w:p>
-            <w:pPr>
+            <w:shd w:fill="00A050" w:color="auto" w:val="clear"/>
+            <w:tcMar>
+              <w:top w:type="dxa" w:w="120"/>
+              <w:left w:type="dxa" w:w="140"/>
+              <w:bottom w:type="dxa" w:w="120"/>
+              <w:right w:type="dxa" w:w="140"/>
+            </w:tcMar>
+            <w:vAlign w:val="center"/>
+          </w:tcPr>
+          <w:p>
+            <w:pPr>
+              <w:spacing w:after="40" w:before="40"/>
               <w:jc w:val="left"/>
             </w:pPr>
             <w:r>
@@ -2098,10 +3308,18 @@
         </w:tc>
         <w:tc>
           <w:tcPr>
-            <w:shd w:fill="00A050" w:val="clear"/>
-          </w:tcPr>
-          <w:p>
-            <w:pPr>
+            <w:shd w:fill="00A050" w:color="auto" w:val="clear"/>
+            <w:tcMar>
+              <w:top w:type="dxa" w:w="120"/>
+              <w:left w:type="dxa" w:w="140"/>
+              <w:bottom w:type="dxa" w:w="120"/>
+              <w:right w:type="dxa" w:w="140"/>
+            </w:tcMar>
+            <w:vAlign w:val="center"/>
+          </w:tcPr>
+          <w:p>
+            <w:pPr>
+              <w:spacing w:after="40" w:before="40"/>
               <w:jc w:val="left"/>
             </w:pPr>
             <w:r>
@@ -2118,9 +3336,22 @@
         </w:tc>
       </w:tr>
       <w:tr>
-        <w:tc>
-          <w:p>
-            <w:pPr>
+        <w:trPr>
+          <w:cantSplit/>
+        </w:trPr>
+        <w:tc>
+          <w:tcPr>
+            <w:tcMar>
+              <w:top w:type="dxa" w:w="120"/>
+              <w:left w:type="dxa" w:w="140"/>
+              <w:bottom w:type="dxa" w:w="120"/>
+              <w:right w:type="dxa" w:w="140"/>
+            </w:tcMar>
+            <w:vAlign w:val="center"/>
+          </w:tcPr>
+          <w:p>
+            <w:pPr>
+              <w:spacing w:after="40" w:before="40"/>
               <w:jc w:val="left"/>
             </w:pPr>
             <w:r>
@@ -2133,8 +3364,18 @@
           </w:p>
         </w:tc>
         <w:tc>
-          <w:p>
-            <w:pPr>
+          <w:tcPr>
+            <w:tcMar>
+              <w:top w:type="dxa" w:w="120"/>
+              <w:left w:type="dxa" w:w="140"/>
+              <w:bottom w:type="dxa" w:w="120"/>
+              <w:right w:type="dxa" w:w="140"/>
+            </w:tcMar>
+            <w:vAlign w:val="center"/>
+          </w:tcPr>
+          <w:p>
+            <w:pPr>
+              <w:spacing w:after="40" w:before="40"/>
               <w:jc w:val="left"/>
             </w:pPr>
             <w:r>
@@ -2147,8 +3388,18 @@
           </w:p>
         </w:tc>
         <w:tc>
-          <w:p>
-            <w:pPr>
+          <w:tcPr>
+            <w:tcMar>
+              <w:top w:type="dxa" w:w="120"/>
+              <w:left w:type="dxa" w:w="140"/>
+              <w:bottom w:type="dxa" w:w="120"/>
+              <w:right w:type="dxa" w:w="140"/>
+            </w:tcMar>
+            <w:vAlign w:val="center"/>
+          </w:tcPr>
+          <w:p>
+            <w:pPr>
+              <w:spacing w:after="40" w:before="40"/>
               <w:jc w:val="left"/>
             </w:pPr>
             <w:r>
@@ -2162,9 +3413,22 @@
         </w:tc>
       </w:tr>
       <w:tr>
-        <w:tc>
-          <w:p>
-            <w:pPr>
+        <w:trPr>
+          <w:cantSplit/>
+        </w:trPr>
+        <w:tc>
+          <w:tcPr>
+            <w:tcMar>
+              <w:top w:type="dxa" w:w="120"/>
+              <w:left w:type="dxa" w:w="140"/>
+              <w:bottom w:type="dxa" w:w="120"/>
+              <w:right w:type="dxa" w:w="140"/>
+            </w:tcMar>
+            <w:vAlign w:val="center"/>
+          </w:tcPr>
+          <w:p>
+            <w:pPr>
+              <w:spacing w:after="40" w:before="40"/>
               <w:jc w:val="left"/>
             </w:pPr>
             <w:r>
@@ -2177,8 +3441,18 @@
           </w:p>
         </w:tc>
         <w:tc>
-          <w:p>
-            <w:pPr>
+          <w:tcPr>
+            <w:tcMar>
+              <w:top w:type="dxa" w:w="120"/>
+              <w:left w:type="dxa" w:w="140"/>
+              <w:bottom w:type="dxa" w:w="120"/>
+              <w:right w:type="dxa" w:w="140"/>
+            </w:tcMar>
+            <w:vAlign w:val="center"/>
+          </w:tcPr>
+          <w:p>
+            <w:pPr>
+              <w:spacing w:after="40" w:before="40"/>
               <w:jc w:val="left"/>
             </w:pPr>
             <w:r>
@@ -2191,8 +3465,18 @@
           </w:p>
         </w:tc>
         <w:tc>
-          <w:p>
-            <w:pPr>
+          <w:tcPr>
+            <w:tcMar>
+              <w:top w:type="dxa" w:w="120"/>
+              <w:left w:type="dxa" w:w="140"/>
+              <w:bottom w:type="dxa" w:w="120"/>
+              <w:right w:type="dxa" w:w="140"/>
+            </w:tcMar>
+            <w:vAlign w:val="center"/>
+          </w:tcPr>
+          <w:p>
+            <w:pPr>
+              <w:spacing w:after="40" w:before="40"/>
               <w:jc w:val="left"/>
             </w:pPr>
             <w:r>
@@ -2206,9 +3490,22 @@
         </w:tc>
       </w:tr>
       <w:tr>
-        <w:tc>
-          <w:p>
-            <w:pPr>
+        <w:trPr>
+          <w:cantSplit/>
+        </w:trPr>
+        <w:tc>
+          <w:tcPr>
+            <w:tcMar>
+              <w:top w:type="dxa" w:w="120"/>
+              <w:left w:type="dxa" w:w="140"/>
+              <w:bottom w:type="dxa" w:w="120"/>
+              <w:right w:type="dxa" w:w="140"/>
+            </w:tcMar>
+            <w:vAlign w:val="center"/>
+          </w:tcPr>
+          <w:p>
+            <w:pPr>
+              <w:spacing w:after="40" w:before="40"/>
               <w:jc w:val="left"/>
             </w:pPr>
             <w:r>
@@ -2221,8 +3518,18 @@
           </w:p>
         </w:tc>
         <w:tc>
-          <w:p>
-            <w:pPr>
+          <w:tcPr>
+            <w:tcMar>
+              <w:top w:type="dxa" w:w="120"/>
+              <w:left w:type="dxa" w:w="140"/>
+              <w:bottom w:type="dxa" w:w="120"/>
+              <w:right w:type="dxa" w:w="140"/>
+            </w:tcMar>
+            <w:vAlign w:val="center"/>
+          </w:tcPr>
+          <w:p>
+            <w:pPr>
+              <w:spacing w:after="40" w:before="40"/>
               <w:jc w:val="left"/>
             </w:pPr>
             <w:r>
@@ -2235,8 +3542,18 @@
           </w:p>
         </w:tc>
         <w:tc>
-          <w:p>
-            <w:pPr>
+          <w:tcPr>
+            <w:tcMar>
+              <w:top w:type="dxa" w:w="120"/>
+              <w:left w:type="dxa" w:w="140"/>
+              <w:bottom w:type="dxa" w:w="120"/>
+              <w:right w:type="dxa" w:w="140"/>
+            </w:tcMar>
+            <w:vAlign w:val="center"/>
+          </w:tcPr>
+          <w:p>
+            <w:pPr>
+              <w:spacing w:after="40" w:before="40"/>
               <w:jc w:val="left"/>
             </w:pPr>
             <w:r>
@@ -2250,9 +3567,22 @@
         </w:tc>
       </w:tr>
       <w:tr>
-        <w:tc>
-          <w:p>
-            <w:pPr>
+        <w:trPr>
+          <w:cantSplit/>
+        </w:trPr>
+        <w:tc>
+          <w:tcPr>
+            <w:tcMar>
+              <w:top w:type="dxa" w:w="120"/>
+              <w:left w:type="dxa" w:w="140"/>
+              <w:bottom w:type="dxa" w:w="120"/>
+              <w:right w:type="dxa" w:w="140"/>
+            </w:tcMar>
+            <w:vAlign w:val="center"/>
+          </w:tcPr>
+          <w:p>
+            <w:pPr>
+              <w:spacing w:after="40" w:before="40"/>
               <w:jc w:val="left"/>
             </w:pPr>
             <w:r>
@@ -2265,8 +3595,18 @@
           </w:p>
         </w:tc>
         <w:tc>
-          <w:p>
-            <w:pPr>
+          <w:tcPr>
+            <w:tcMar>
+              <w:top w:type="dxa" w:w="120"/>
+              <w:left w:type="dxa" w:w="140"/>
+              <w:bottom w:type="dxa" w:w="120"/>
+              <w:right w:type="dxa" w:w="140"/>
+            </w:tcMar>
+            <w:vAlign w:val="center"/>
+          </w:tcPr>
+          <w:p>
+            <w:pPr>
+              <w:spacing w:after="40" w:before="40"/>
               <w:jc w:val="left"/>
             </w:pPr>
             <w:r>
@@ -2279,8 +3619,18 @@
           </w:p>
         </w:tc>
         <w:tc>
-          <w:p>
-            <w:pPr>
+          <w:tcPr>
+            <w:tcMar>
+              <w:top w:type="dxa" w:w="120"/>
+              <w:left w:type="dxa" w:w="140"/>
+              <w:bottom w:type="dxa" w:w="120"/>
+              <w:right w:type="dxa" w:w="140"/>
+            </w:tcMar>
+            <w:vAlign w:val="center"/>
+          </w:tcPr>
+          <w:p>
+            <w:pPr>
+              <w:spacing w:after="40" w:before="40"/>
               <w:jc w:val="left"/>
             </w:pPr>
             <w:r>
@@ -2294,9 +3644,22 @@
         </w:tc>
       </w:tr>
       <w:tr>
-        <w:tc>
-          <w:p>
-            <w:pPr>
+        <w:trPr>
+          <w:cantSplit/>
+        </w:trPr>
+        <w:tc>
+          <w:tcPr>
+            <w:tcMar>
+              <w:top w:type="dxa" w:w="120"/>
+              <w:left w:type="dxa" w:w="140"/>
+              <w:bottom w:type="dxa" w:w="120"/>
+              <w:right w:type="dxa" w:w="140"/>
+            </w:tcMar>
+            <w:vAlign w:val="center"/>
+          </w:tcPr>
+          <w:p>
+            <w:pPr>
+              <w:spacing w:after="40" w:before="40"/>
               <w:jc w:val="left"/>
             </w:pPr>
             <w:r>
@@ -2309,8 +3672,18 @@
           </w:p>
         </w:tc>
         <w:tc>
-          <w:p>
-            <w:pPr>
+          <w:tcPr>
+            <w:tcMar>
+              <w:top w:type="dxa" w:w="120"/>
+              <w:left w:type="dxa" w:w="140"/>
+              <w:bottom w:type="dxa" w:w="120"/>
+              <w:right w:type="dxa" w:w="140"/>
+            </w:tcMar>
+            <w:vAlign w:val="center"/>
+          </w:tcPr>
+          <w:p>
+            <w:pPr>
+              <w:spacing w:after="40" w:before="40"/>
               <w:jc w:val="left"/>
             </w:pPr>
             <w:r>
@@ -2323,8 +3696,18 @@
           </w:p>
         </w:tc>
         <w:tc>
-          <w:p>
-            <w:pPr>
+          <w:tcPr>
+            <w:tcMar>
+              <w:top w:type="dxa" w:w="120"/>
+              <w:left w:type="dxa" w:w="140"/>
+              <w:bottom w:type="dxa" w:w="120"/>
+              <w:right w:type="dxa" w:w="140"/>
+            </w:tcMar>
+            <w:vAlign w:val="center"/>
+          </w:tcPr>
+          <w:p>
+            <w:pPr>
+              <w:spacing w:after="40" w:before="40"/>
               <w:jc w:val="left"/>
             </w:pPr>
             <w:r>
@@ -2338,9 +3721,22 @@
         </w:tc>
       </w:tr>
       <w:tr>
-        <w:tc>
-          <w:p>
-            <w:pPr>
+        <w:trPr>
+          <w:cantSplit/>
+        </w:trPr>
+        <w:tc>
+          <w:tcPr>
+            <w:tcMar>
+              <w:top w:type="dxa" w:w="120"/>
+              <w:left w:type="dxa" w:w="140"/>
+              <w:bottom w:type="dxa" w:w="120"/>
+              <w:right w:type="dxa" w:w="140"/>
+            </w:tcMar>
+            <w:vAlign w:val="center"/>
+          </w:tcPr>
+          <w:p>
+            <w:pPr>
+              <w:spacing w:after="40" w:before="40"/>
               <w:jc w:val="left"/>
             </w:pPr>
             <w:r>
@@ -2353,8 +3749,18 @@
           </w:p>
         </w:tc>
         <w:tc>
-          <w:p>
-            <w:pPr>
+          <w:tcPr>
+            <w:tcMar>
+              <w:top w:type="dxa" w:w="120"/>
+              <w:left w:type="dxa" w:w="140"/>
+              <w:bottom w:type="dxa" w:w="120"/>
+              <w:right w:type="dxa" w:w="140"/>
+            </w:tcMar>
+            <w:vAlign w:val="center"/>
+          </w:tcPr>
+          <w:p>
+            <w:pPr>
+              <w:spacing w:after="40" w:before="40"/>
               <w:jc w:val="left"/>
             </w:pPr>
             <w:r>
@@ -2367,8 +3773,18 @@
           </w:p>
         </w:tc>
         <w:tc>
-          <w:p>
-            <w:pPr>
+          <w:tcPr>
+            <w:tcMar>
+              <w:top w:type="dxa" w:w="120"/>
+              <w:left w:type="dxa" w:w="140"/>
+              <w:bottom w:type="dxa" w:w="120"/>
+              <w:right w:type="dxa" w:w="140"/>
+            </w:tcMar>
+            <w:vAlign w:val="center"/>
+          </w:tcPr>
+          <w:p>
+            <w:pPr>
+              <w:spacing w:after="40" w:before="40"/>
               <w:jc w:val="left"/>
             </w:pPr>
             <w:r>
@@ -2382,9 +3798,22 @@
         </w:tc>
       </w:tr>
       <w:tr>
-        <w:tc>
-          <w:p>
-            <w:pPr>
+        <w:trPr>
+          <w:cantSplit/>
+        </w:trPr>
+        <w:tc>
+          <w:tcPr>
+            <w:tcMar>
+              <w:top w:type="dxa" w:w="120"/>
+              <w:left w:type="dxa" w:w="140"/>
+              <w:bottom w:type="dxa" w:w="120"/>
+              <w:right w:type="dxa" w:w="140"/>
+            </w:tcMar>
+            <w:vAlign w:val="center"/>
+          </w:tcPr>
+          <w:p>
+            <w:pPr>
+              <w:spacing w:after="40" w:before="40"/>
               <w:jc w:val="left"/>
             </w:pPr>
             <w:r>
@@ -2397,8 +3826,18 @@
           </w:p>
         </w:tc>
         <w:tc>
-          <w:p>
-            <w:pPr>
+          <w:tcPr>
+            <w:tcMar>
+              <w:top w:type="dxa" w:w="120"/>
+              <w:left w:type="dxa" w:w="140"/>
+              <w:bottom w:type="dxa" w:w="120"/>
+              <w:right w:type="dxa" w:w="140"/>
+            </w:tcMar>
+            <w:vAlign w:val="center"/>
+          </w:tcPr>
+          <w:p>
+            <w:pPr>
+              <w:spacing w:after="40" w:before="40"/>
               <w:jc w:val="left"/>
             </w:pPr>
             <w:r>
@@ -2411,8 +3850,18 @@
           </w:p>
         </w:tc>
         <w:tc>
-          <w:p>
-            <w:pPr>
+          <w:tcPr>
+            <w:tcMar>
+              <w:top w:type="dxa" w:w="120"/>
+              <w:left w:type="dxa" w:w="140"/>
+              <w:bottom w:type="dxa" w:w="120"/>
+              <w:right w:type="dxa" w:w="140"/>
+            </w:tcMar>
+            <w:vAlign w:val="center"/>
+          </w:tcPr>
+          <w:p>
+            <w:pPr>
+              <w:spacing w:after="40" w:before="40"/>
               <w:jc w:val="left"/>
             </w:pPr>
             <w:r>
@@ -2426,9 +3875,22 @@
         </w:tc>
       </w:tr>
       <w:tr>
-        <w:tc>
-          <w:p>
-            <w:pPr>
+        <w:trPr>
+          <w:cantSplit/>
+        </w:trPr>
+        <w:tc>
+          <w:tcPr>
+            <w:tcMar>
+              <w:top w:type="dxa" w:w="120"/>
+              <w:left w:type="dxa" w:w="140"/>
+              <w:bottom w:type="dxa" w:w="120"/>
+              <w:right w:type="dxa" w:w="140"/>
+            </w:tcMar>
+            <w:vAlign w:val="center"/>
+          </w:tcPr>
+          <w:p>
+            <w:pPr>
+              <w:spacing w:after="40" w:before="40"/>
               <w:jc w:val="left"/>
             </w:pPr>
             <w:r>
@@ -2441,8 +3903,18 @@
           </w:p>
         </w:tc>
         <w:tc>
-          <w:p>
-            <w:pPr>
+          <w:tcPr>
+            <w:tcMar>
+              <w:top w:type="dxa" w:w="120"/>
+              <w:left w:type="dxa" w:w="140"/>
+              <w:bottom w:type="dxa" w:w="120"/>
+              <w:right w:type="dxa" w:w="140"/>
+            </w:tcMar>
+            <w:vAlign w:val="center"/>
+          </w:tcPr>
+          <w:p>
+            <w:pPr>
+              <w:spacing w:after="40" w:before="40"/>
               <w:jc w:val="left"/>
             </w:pPr>
             <w:r>
@@ -2455,8 +3927,18 @@
           </w:p>
         </w:tc>
         <w:tc>
-          <w:p>
-            <w:pPr>
+          <w:tcPr>
+            <w:tcMar>
+              <w:top w:type="dxa" w:w="120"/>
+              <w:left w:type="dxa" w:w="140"/>
+              <w:bottom w:type="dxa" w:w="120"/>
+              <w:right w:type="dxa" w:w="140"/>
+            </w:tcMar>
+            <w:vAlign w:val="center"/>
+          </w:tcPr>
+          <w:p>
+            <w:pPr>
+              <w:spacing w:after="40" w:before="40"/>
               <w:jc w:val="left"/>
             </w:pPr>
             <w:r>
@@ -2498,12 +3980,12 @@
       <w:tblPr>
         <w:tblW w:type="pct" w:w="100%"/>
         <w:tblBorders>
-          <w:top w:val="single" w:color="auto" w:sz="4"/>
-          <w:left w:val="single" w:color="auto" w:sz="4"/>
-          <w:bottom w:val="single" w:color="auto" w:sz="4"/>
-          <w:right w:val="single" w:color="auto" w:sz="4"/>
-          <w:insideH w:val="single" w:color="auto" w:sz="4"/>
-          <w:insideV w:val="single" w:color="auto" w:sz="4"/>
+          <w:top w:val="single" w:color="BFBFBF" w:sz="4"/>
+          <w:left w:val="single" w:color="BFBFBF" w:sz="4"/>
+          <w:bottom w:val="single" w:color="BFBFBF" w:sz="4"/>
+          <w:right w:val="single" w:color="BFBFBF" w:sz="4"/>
+          <w:insideH w:val="single" w:color="BFBFBF" w:sz="4"/>
+          <w:insideV w:val="single" w:color="BFBFBF" w:sz="4"/>
         </w:tblBorders>
       </w:tblPr>
       <w:tblGrid>
@@ -2512,12 +3994,23 @@
         <w:gridCol w:w="100"/>
       </w:tblGrid>
       <w:tr>
-        <w:tc>
-          <w:tcPr>
-            <w:shd w:fill="00A050" w:val="clear"/>
-          </w:tcPr>
-          <w:p>
-            <w:pPr>
+        <w:trPr>
+          <w:cantSplit/>
+        </w:trPr>
+        <w:tc>
+          <w:tcPr>
+            <w:shd w:fill="00A050" w:color="auto" w:val="clear"/>
+            <w:tcMar>
+              <w:top w:type="dxa" w:w="120"/>
+              <w:left w:type="dxa" w:w="140"/>
+              <w:bottom w:type="dxa" w:w="120"/>
+              <w:right w:type="dxa" w:w="140"/>
+            </w:tcMar>
+            <w:vAlign w:val="center"/>
+          </w:tcPr>
+          <w:p>
+            <w:pPr>
+              <w:spacing w:after="40" w:before="40"/>
               <w:jc w:val="left"/>
             </w:pPr>
             <w:r>
@@ -2534,10 +4027,18 @@
         </w:tc>
         <w:tc>
           <w:tcPr>
-            <w:shd w:fill="00A050" w:val="clear"/>
-          </w:tcPr>
-          <w:p>
-            <w:pPr>
+            <w:shd w:fill="00A050" w:color="auto" w:val="clear"/>
+            <w:tcMar>
+              <w:top w:type="dxa" w:w="120"/>
+              <w:left w:type="dxa" w:w="140"/>
+              <w:bottom w:type="dxa" w:w="120"/>
+              <w:right w:type="dxa" w:w="140"/>
+            </w:tcMar>
+            <w:vAlign w:val="center"/>
+          </w:tcPr>
+          <w:p>
+            <w:pPr>
+              <w:spacing w:after="40" w:before="40"/>
               <w:jc w:val="left"/>
             </w:pPr>
             <w:r>
@@ -2554,10 +4055,18 @@
         </w:tc>
         <w:tc>
           <w:tcPr>
-            <w:shd w:fill="00A050" w:val="clear"/>
-          </w:tcPr>
-          <w:p>
-            <w:pPr>
+            <w:shd w:fill="00A050" w:color="auto" w:val="clear"/>
+            <w:tcMar>
+              <w:top w:type="dxa" w:w="120"/>
+              <w:left w:type="dxa" w:w="140"/>
+              <w:bottom w:type="dxa" w:w="120"/>
+              <w:right w:type="dxa" w:w="140"/>
+            </w:tcMar>
+            <w:vAlign w:val="center"/>
+          </w:tcPr>
+          <w:p>
+            <w:pPr>
+              <w:spacing w:after="40" w:before="40"/>
               <w:jc w:val="left"/>
             </w:pPr>
             <w:r>
@@ -2574,9 +4083,22 @@
         </w:tc>
       </w:tr>
       <w:tr>
-        <w:tc>
-          <w:p>
-            <w:pPr>
+        <w:trPr>
+          <w:cantSplit/>
+        </w:trPr>
+        <w:tc>
+          <w:tcPr>
+            <w:tcMar>
+              <w:top w:type="dxa" w:w="120"/>
+              <w:left w:type="dxa" w:w="140"/>
+              <w:bottom w:type="dxa" w:w="120"/>
+              <w:right w:type="dxa" w:w="140"/>
+            </w:tcMar>
+            <w:vAlign w:val="center"/>
+          </w:tcPr>
+          <w:p>
+            <w:pPr>
+              <w:spacing w:after="40" w:before="40"/>
               <w:jc w:val="left"/>
             </w:pPr>
             <w:r>
@@ -2589,8 +4111,18 @@
           </w:p>
         </w:tc>
         <w:tc>
-          <w:p>
-            <w:pPr>
+          <w:tcPr>
+            <w:tcMar>
+              <w:top w:type="dxa" w:w="120"/>
+              <w:left w:type="dxa" w:w="140"/>
+              <w:bottom w:type="dxa" w:w="120"/>
+              <w:right w:type="dxa" w:w="140"/>
+            </w:tcMar>
+            <w:vAlign w:val="center"/>
+          </w:tcPr>
+          <w:p>
+            <w:pPr>
+              <w:spacing w:after="40" w:before="40"/>
               <w:jc w:val="left"/>
             </w:pPr>
             <w:r>
@@ -2603,8 +4135,18 @@
           </w:p>
         </w:tc>
         <w:tc>
-          <w:p>
-            <w:pPr>
+          <w:tcPr>
+            <w:tcMar>
+              <w:top w:type="dxa" w:w="120"/>
+              <w:left w:type="dxa" w:w="140"/>
+              <w:bottom w:type="dxa" w:w="120"/>
+              <w:right w:type="dxa" w:w="140"/>
+            </w:tcMar>
+            <w:vAlign w:val="center"/>
+          </w:tcPr>
+          <w:p>
+            <w:pPr>
+              <w:spacing w:after="40" w:before="40"/>
               <w:jc w:val="left"/>
             </w:pPr>
             <w:r>
@@ -2618,9 +4160,22 @@
         </w:tc>
       </w:tr>
       <w:tr>
-        <w:tc>
-          <w:p>
-            <w:pPr>
+        <w:trPr>
+          <w:cantSplit/>
+        </w:trPr>
+        <w:tc>
+          <w:tcPr>
+            <w:tcMar>
+              <w:top w:type="dxa" w:w="120"/>
+              <w:left w:type="dxa" w:w="140"/>
+              <w:bottom w:type="dxa" w:w="120"/>
+              <w:right w:type="dxa" w:w="140"/>
+            </w:tcMar>
+            <w:vAlign w:val="center"/>
+          </w:tcPr>
+          <w:p>
+            <w:pPr>
+              <w:spacing w:after="40" w:before="40"/>
               <w:jc w:val="left"/>
             </w:pPr>
             <w:r>
@@ -2633,8 +4188,18 @@
           </w:p>
         </w:tc>
         <w:tc>
-          <w:p>
-            <w:pPr>
+          <w:tcPr>
+            <w:tcMar>
+              <w:top w:type="dxa" w:w="120"/>
+              <w:left w:type="dxa" w:w="140"/>
+              <w:bottom w:type="dxa" w:w="120"/>
+              <w:right w:type="dxa" w:w="140"/>
+            </w:tcMar>
+            <w:vAlign w:val="center"/>
+          </w:tcPr>
+          <w:p>
+            <w:pPr>
+              <w:spacing w:after="40" w:before="40"/>
               <w:jc w:val="left"/>
             </w:pPr>
             <w:r>
@@ -2647,8 +4212,18 @@
           </w:p>
         </w:tc>
         <w:tc>
-          <w:p>
-            <w:pPr>
+          <w:tcPr>
+            <w:tcMar>
+              <w:top w:type="dxa" w:w="120"/>
+              <w:left w:type="dxa" w:w="140"/>
+              <w:bottom w:type="dxa" w:w="120"/>
+              <w:right w:type="dxa" w:w="140"/>
+            </w:tcMar>
+            <w:vAlign w:val="center"/>
+          </w:tcPr>
+          <w:p>
+            <w:pPr>
+              <w:spacing w:after="40" w:before="40"/>
               <w:jc w:val="left"/>
             </w:pPr>
             <w:r>
@@ -2662,9 +4237,22 @@
         </w:tc>
       </w:tr>
       <w:tr>
-        <w:tc>
-          <w:p>
-            <w:pPr>
+        <w:trPr>
+          <w:cantSplit/>
+        </w:trPr>
+        <w:tc>
+          <w:tcPr>
+            <w:tcMar>
+              <w:top w:type="dxa" w:w="120"/>
+              <w:left w:type="dxa" w:w="140"/>
+              <w:bottom w:type="dxa" w:w="120"/>
+              <w:right w:type="dxa" w:w="140"/>
+            </w:tcMar>
+            <w:vAlign w:val="center"/>
+          </w:tcPr>
+          <w:p>
+            <w:pPr>
+              <w:spacing w:after="40" w:before="40"/>
               <w:jc w:val="left"/>
             </w:pPr>
             <w:r>
@@ -2677,8 +4265,18 @@
           </w:p>
         </w:tc>
         <w:tc>
-          <w:p>
-            <w:pPr>
+          <w:tcPr>
+            <w:tcMar>
+              <w:top w:type="dxa" w:w="120"/>
+              <w:left w:type="dxa" w:w="140"/>
+              <w:bottom w:type="dxa" w:w="120"/>
+              <w:right w:type="dxa" w:w="140"/>
+            </w:tcMar>
+            <w:vAlign w:val="center"/>
+          </w:tcPr>
+          <w:p>
+            <w:pPr>
+              <w:spacing w:after="40" w:before="40"/>
               <w:jc w:val="left"/>
             </w:pPr>
             <w:r>
@@ -2691,8 +4289,18 @@
           </w:p>
         </w:tc>
         <w:tc>
-          <w:p>
-            <w:pPr>
+          <w:tcPr>
+            <w:tcMar>
+              <w:top w:type="dxa" w:w="120"/>
+              <w:left w:type="dxa" w:w="140"/>
+              <w:bottom w:type="dxa" w:w="120"/>
+              <w:right w:type="dxa" w:w="140"/>
+            </w:tcMar>
+            <w:vAlign w:val="center"/>
+          </w:tcPr>
+          <w:p>
+            <w:pPr>
+              <w:spacing w:after="40" w:before="40"/>
               <w:jc w:val="left"/>
             </w:pPr>
             <w:r>
@@ -2706,9 +4314,22 @@
         </w:tc>
       </w:tr>
       <w:tr>
-        <w:tc>
-          <w:p>
-            <w:pPr>
+        <w:trPr>
+          <w:cantSplit/>
+        </w:trPr>
+        <w:tc>
+          <w:tcPr>
+            <w:tcMar>
+              <w:top w:type="dxa" w:w="120"/>
+              <w:left w:type="dxa" w:w="140"/>
+              <w:bottom w:type="dxa" w:w="120"/>
+              <w:right w:type="dxa" w:w="140"/>
+            </w:tcMar>
+            <w:vAlign w:val="center"/>
+          </w:tcPr>
+          <w:p>
+            <w:pPr>
+              <w:spacing w:after="40" w:before="40"/>
               <w:jc w:val="left"/>
             </w:pPr>
             <w:r>
@@ -2721,8 +4342,18 @@
           </w:p>
         </w:tc>
         <w:tc>
-          <w:p>
-            <w:pPr>
+          <w:tcPr>
+            <w:tcMar>
+              <w:top w:type="dxa" w:w="120"/>
+              <w:left w:type="dxa" w:w="140"/>
+              <w:bottom w:type="dxa" w:w="120"/>
+              <w:right w:type="dxa" w:w="140"/>
+            </w:tcMar>
+            <w:vAlign w:val="center"/>
+          </w:tcPr>
+          <w:p>
+            <w:pPr>
+              <w:spacing w:after="40" w:before="40"/>
               <w:jc w:val="left"/>
             </w:pPr>
             <w:r>
@@ -2735,8 +4366,18 @@
           </w:p>
         </w:tc>
         <w:tc>
-          <w:p>
-            <w:pPr>
+          <w:tcPr>
+            <w:tcMar>
+              <w:top w:type="dxa" w:w="120"/>
+              <w:left w:type="dxa" w:w="140"/>
+              <w:bottom w:type="dxa" w:w="120"/>
+              <w:right w:type="dxa" w:w="140"/>
+            </w:tcMar>
+            <w:vAlign w:val="center"/>
+          </w:tcPr>
+          <w:p>
+            <w:pPr>
+              <w:spacing w:after="40" w:before="40"/>
               <w:jc w:val="left"/>
             </w:pPr>
             <w:r>
@@ -2750,9 +4391,22 @@
         </w:tc>
       </w:tr>
       <w:tr>
-        <w:tc>
-          <w:p>
-            <w:pPr>
+        <w:trPr>
+          <w:cantSplit/>
+        </w:trPr>
+        <w:tc>
+          <w:tcPr>
+            <w:tcMar>
+              <w:top w:type="dxa" w:w="120"/>
+              <w:left w:type="dxa" w:w="140"/>
+              <w:bottom w:type="dxa" w:w="120"/>
+              <w:right w:type="dxa" w:w="140"/>
+            </w:tcMar>
+            <w:vAlign w:val="center"/>
+          </w:tcPr>
+          <w:p>
+            <w:pPr>
+              <w:spacing w:after="40" w:before="40"/>
               <w:jc w:val="left"/>
             </w:pPr>
             <w:r>
@@ -2765,8 +4419,18 @@
           </w:p>
         </w:tc>
         <w:tc>
-          <w:p>
-            <w:pPr>
+          <w:tcPr>
+            <w:tcMar>
+              <w:top w:type="dxa" w:w="120"/>
+              <w:left w:type="dxa" w:w="140"/>
+              <w:bottom w:type="dxa" w:w="120"/>
+              <w:right w:type="dxa" w:w="140"/>
+            </w:tcMar>
+            <w:vAlign w:val="center"/>
+          </w:tcPr>
+          <w:p>
+            <w:pPr>
+              <w:spacing w:after="40" w:before="40"/>
               <w:jc w:val="left"/>
             </w:pPr>
             <w:r>
@@ -2779,8 +4443,18 @@
           </w:p>
         </w:tc>
         <w:tc>
-          <w:p>
-            <w:pPr>
+          <w:tcPr>
+            <w:tcMar>
+              <w:top w:type="dxa" w:w="120"/>
+              <w:left w:type="dxa" w:w="140"/>
+              <w:bottom w:type="dxa" w:w="120"/>
+              <w:right w:type="dxa" w:w="140"/>
+            </w:tcMar>
+            <w:vAlign w:val="center"/>
+          </w:tcPr>
+          <w:p>
+            <w:pPr>
+              <w:spacing w:after="40" w:before="40"/>
               <w:jc w:val="left"/>
             </w:pPr>
             <w:r>
@@ -2794,9 +4468,22 @@
         </w:tc>
       </w:tr>
       <w:tr>
-        <w:tc>
-          <w:p>
-            <w:pPr>
+        <w:trPr>
+          <w:cantSplit/>
+        </w:trPr>
+        <w:tc>
+          <w:tcPr>
+            <w:tcMar>
+              <w:top w:type="dxa" w:w="120"/>
+              <w:left w:type="dxa" w:w="140"/>
+              <w:bottom w:type="dxa" w:w="120"/>
+              <w:right w:type="dxa" w:w="140"/>
+            </w:tcMar>
+            <w:vAlign w:val="center"/>
+          </w:tcPr>
+          <w:p>
+            <w:pPr>
+              <w:spacing w:after="40" w:before="40"/>
               <w:jc w:val="left"/>
             </w:pPr>
             <w:r>
@@ -2809,8 +4496,18 @@
           </w:p>
         </w:tc>
         <w:tc>
-          <w:p>
-            <w:pPr>
+          <w:tcPr>
+            <w:tcMar>
+              <w:top w:type="dxa" w:w="120"/>
+              <w:left w:type="dxa" w:w="140"/>
+              <w:bottom w:type="dxa" w:w="120"/>
+              <w:right w:type="dxa" w:w="140"/>
+            </w:tcMar>
+            <w:vAlign w:val="center"/>
+          </w:tcPr>
+          <w:p>
+            <w:pPr>
+              <w:spacing w:after="40" w:before="40"/>
               <w:jc w:val="left"/>
             </w:pPr>
             <w:r>
@@ -2823,8 +4520,18 @@
           </w:p>
         </w:tc>
         <w:tc>
-          <w:p>
-            <w:pPr>
+          <w:tcPr>
+            <w:tcMar>
+              <w:top w:type="dxa" w:w="120"/>
+              <w:left w:type="dxa" w:w="140"/>
+              <w:bottom w:type="dxa" w:w="120"/>
+              <w:right w:type="dxa" w:w="140"/>
+            </w:tcMar>
+            <w:vAlign w:val="center"/>
+          </w:tcPr>
+          <w:p>
+            <w:pPr>
+              <w:spacing w:after="40" w:before="40"/>
               <w:jc w:val="left"/>
             </w:pPr>
             <w:r>
@@ -2838,9 +4545,22 @@
         </w:tc>
       </w:tr>
       <w:tr>
-        <w:tc>
-          <w:p>
-            <w:pPr>
+        <w:trPr>
+          <w:cantSplit/>
+        </w:trPr>
+        <w:tc>
+          <w:tcPr>
+            <w:tcMar>
+              <w:top w:type="dxa" w:w="120"/>
+              <w:left w:type="dxa" w:w="140"/>
+              <w:bottom w:type="dxa" w:w="120"/>
+              <w:right w:type="dxa" w:w="140"/>
+            </w:tcMar>
+            <w:vAlign w:val="center"/>
+          </w:tcPr>
+          <w:p>
+            <w:pPr>
+              <w:spacing w:after="40" w:before="40"/>
               <w:jc w:val="left"/>
             </w:pPr>
             <w:r>
@@ -2853,8 +4573,18 @@
           </w:p>
         </w:tc>
         <w:tc>
-          <w:p>
-            <w:pPr>
+          <w:tcPr>
+            <w:tcMar>
+              <w:top w:type="dxa" w:w="120"/>
+              <w:left w:type="dxa" w:w="140"/>
+              <w:bottom w:type="dxa" w:w="120"/>
+              <w:right w:type="dxa" w:w="140"/>
+            </w:tcMar>
+            <w:vAlign w:val="center"/>
+          </w:tcPr>
+          <w:p>
+            <w:pPr>
+              <w:spacing w:after="40" w:before="40"/>
               <w:jc w:val="left"/>
             </w:pPr>
             <w:r>
@@ -2867,8 +4597,18 @@
           </w:p>
         </w:tc>
         <w:tc>
-          <w:p>
-            <w:pPr>
+          <w:tcPr>
+            <w:tcMar>
+              <w:top w:type="dxa" w:w="120"/>
+              <w:left w:type="dxa" w:w="140"/>
+              <w:bottom w:type="dxa" w:w="120"/>
+              <w:right w:type="dxa" w:w="140"/>
+            </w:tcMar>
+            <w:vAlign w:val="center"/>
+          </w:tcPr>
+          <w:p>
+            <w:pPr>
+              <w:spacing w:after="40" w:before="40"/>
               <w:jc w:val="left"/>
             </w:pPr>
             <w:r>
@@ -2882,9 +4622,22 @@
         </w:tc>
       </w:tr>
       <w:tr>
-        <w:tc>
-          <w:p>
-            <w:pPr>
+        <w:trPr>
+          <w:cantSplit/>
+        </w:trPr>
+        <w:tc>
+          <w:tcPr>
+            <w:tcMar>
+              <w:top w:type="dxa" w:w="120"/>
+              <w:left w:type="dxa" w:w="140"/>
+              <w:bottom w:type="dxa" w:w="120"/>
+              <w:right w:type="dxa" w:w="140"/>
+            </w:tcMar>
+            <w:vAlign w:val="center"/>
+          </w:tcPr>
+          <w:p>
+            <w:pPr>
+              <w:spacing w:after="40" w:before="40"/>
               <w:jc w:val="left"/>
             </w:pPr>
             <w:r>
@@ -2897,8 +4650,18 @@
           </w:p>
         </w:tc>
         <w:tc>
-          <w:p>
-            <w:pPr>
+          <w:tcPr>
+            <w:tcMar>
+              <w:top w:type="dxa" w:w="120"/>
+              <w:left w:type="dxa" w:w="140"/>
+              <w:bottom w:type="dxa" w:w="120"/>
+              <w:right w:type="dxa" w:w="140"/>
+            </w:tcMar>
+            <w:vAlign w:val="center"/>
+          </w:tcPr>
+          <w:p>
+            <w:pPr>
+              <w:spacing w:after="40" w:before="40"/>
               <w:jc w:val="left"/>
             </w:pPr>
             <w:r>
@@ -2911,8 +4674,18 @@
           </w:p>
         </w:tc>
         <w:tc>
-          <w:p>
-            <w:pPr>
+          <w:tcPr>
+            <w:tcMar>
+              <w:top w:type="dxa" w:w="120"/>
+              <w:left w:type="dxa" w:w="140"/>
+              <w:bottom w:type="dxa" w:w="120"/>
+              <w:right w:type="dxa" w:w="140"/>
+            </w:tcMar>
+            <w:vAlign w:val="center"/>
+          </w:tcPr>
+          <w:p>
+            <w:pPr>
+              <w:spacing w:after="40" w:before="40"/>
               <w:jc w:val="left"/>
             </w:pPr>
             <w:r>
@@ -2926,9 +4699,22 @@
         </w:tc>
       </w:tr>
       <w:tr>
-        <w:tc>
-          <w:p>
-            <w:pPr>
+        <w:trPr>
+          <w:cantSplit/>
+        </w:trPr>
+        <w:tc>
+          <w:tcPr>
+            <w:tcMar>
+              <w:top w:type="dxa" w:w="120"/>
+              <w:left w:type="dxa" w:w="140"/>
+              <w:bottom w:type="dxa" w:w="120"/>
+              <w:right w:type="dxa" w:w="140"/>
+            </w:tcMar>
+            <w:vAlign w:val="center"/>
+          </w:tcPr>
+          <w:p>
+            <w:pPr>
+              <w:spacing w:after="40" w:before="40"/>
               <w:jc w:val="left"/>
             </w:pPr>
             <w:r>
@@ -2941,8 +4727,18 @@
           </w:p>
         </w:tc>
         <w:tc>
-          <w:p>
-            <w:pPr>
+          <w:tcPr>
+            <w:tcMar>
+              <w:top w:type="dxa" w:w="120"/>
+              <w:left w:type="dxa" w:w="140"/>
+              <w:bottom w:type="dxa" w:w="120"/>
+              <w:right w:type="dxa" w:w="140"/>
+            </w:tcMar>
+            <w:vAlign w:val="center"/>
+          </w:tcPr>
+          <w:p>
+            <w:pPr>
+              <w:spacing w:after="40" w:before="40"/>
               <w:jc w:val="left"/>
             </w:pPr>
             <w:r>
@@ -2955,8 +4751,18 @@
           </w:p>
         </w:tc>
         <w:tc>
-          <w:p>
-            <w:pPr>
+          <w:tcPr>
+            <w:tcMar>
+              <w:top w:type="dxa" w:w="120"/>
+              <w:left w:type="dxa" w:w="140"/>
+              <w:bottom w:type="dxa" w:w="120"/>
+              <w:right w:type="dxa" w:w="140"/>
+            </w:tcMar>
+            <w:vAlign w:val="center"/>
+          </w:tcPr>
+          <w:p>
+            <w:pPr>
+              <w:spacing w:after="40" w:before="40"/>
               <w:jc w:val="left"/>
             </w:pPr>
             <w:r>
@@ -2970,9 +4776,22 @@
         </w:tc>
       </w:tr>
       <w:tr>
-        <w:tc>
-          <w:p>
-            <w:pPr>
+        <w:trPr>
+          <w:cantSplit/>
+        </w:trPr>
+        <w:tc>
+          <w:tcPr>
+            <w:tcMar>
+              <w:top w:type="dxa" w:w="120"/>
+              <w:left w:type="dxa" w:w="140"/>
+              <w:bottom w:type="dxa" w:w="120"/>
+              <w:right w:type="dxa" w:w="140"/>
+            </w:tcMar>
+            <w:vAlign w:val="center"/>
+          </w:tcPr>
+          <w:p>
+            <w:pPr>
+              <w:spacing w:after="40" w:before="40"/>
               <w:jc w:val="left"/>
             </w:pPr>
             <w:r>
@@ -2985,8 +4804,18 @@
           </w:p>
         </w:tc>
         <w:tc>
-          <w:p>
-            <w:pPr>
+          <w:tcPr>
+            <w:tcMar>
+              <w:top w:type="dxa" w:w="120"/>
+              <w:left w:type="dxa" w:w="140"/>
+              <w:bottom w:type="dxa" w:w="120"/>
+              <w:right w:type="dxa" w:w="140"/>
+            </w:tcMar>
+            <w:vAlign w:val="center"/>
+          </w:tcPr>
+          <w:p>
+            <w:pPr>
+              <w:spacing w:after="40" w:before="40"/>
               <w:jc w:val="left"/>
             </w:pPr>
             <w:r>
@@ -2999,8 +4828,18 @@
           </w:p>
         </w:tc>
         <w:tc>
-          <w:p>
-            <w:pPr>
+          <w:tcPr>
+            <w:tcMar>
+              <w:top w:type="dxa" w:w="120"/>
+              <w:left w:type="dxa" w:w="140"/>
+              <w:bottom w:type="dxa" w:w="120"/>
+              <w:right w:type="dxa" w:w="140"/>
+            </w:tcMar>
+            <w:vAlign w:val="center"/>
+          </w:tcPr>
+          <w:p>
+            <w:pPr>
+              <w:spacing w:after="40" w:before="40"/>
               <w:jc w:val="left"/>
             </w:pPr>
             <w:r>
@@ -3014,9 +4853,22 @@
         </w:tc>
       </w:tr>
       <w:tr>
-        <w:tc>
-          <w:p>
-            <w:pPr>
+        <w:trPr>
+          <w:cantSplit/>
+        </w:trPr>
+        <w:tc>
+          <w:tcPr>
+            <w:tcMar>
+              <w:top w:type="dxa" w:w="120"/>
+              <w:left w:type="dxa" w:w="140"/>
+              <w:bottom w:type="dxa" w:w="120"/>
+              <w:right w:type="dxa" w:w="140"/>
+            </w:tcMar>
+            <w:vAlign w:val="center"/>
+          </w:tcPr>
+          <w:p>
+            <w:pPr>
+              <w:spacing w:after="40" w:before="40"/>
               <w:jc w:val="left"/>
             </w:pPr>
             <w:r>
@@ -3029,8 +4881,18 @@
           </w:p>
         </w:tc>
         <w:tc>
-          <w:p>
-            <w:pPr>
+          <w:tcPr>
+            <w:tcMar>
+              <w:top w:type="dxa" w:w="120"/>
+              <w:left w:type="dxa" w:w="140"/>
+              <w:bottom w:type="dxa" w:w="120"/>
+              <w:right w:type="dxa" w:w="140"/>
+            </w:tcMar>
+            <w:vAlign w:val="center"/>
+          </w:tcPr>
+          <w:p>
+            <w:pPr>
+              <w:spacing w:after="40" w:before="40"/>
               <w:jc w:val="left"/>
             </w:pPr>
             <w:r>
@@ -3043,8 +4905,18 @@
           </w:p>
         </w:tc>
         <w:tc>
-          <w:p>
-            <w:pPr>
+          <w:tcPr>
+            <w:tcMar>
+              <w:top w:type="dxa" w:w="120"/>
+              <w:left w:type="dxa" w:w="140"/>
+              <w:bottom w:type="dxa" w:w="120"/>
+              <w:right w:type="dxa" w:w="140"/>
+            </w:tcMar>
+            <w:vAlign w:val="center"/>
+          </w:tcPr>
+          <w:p>
+            <w:pPr>
+              <w:spacing w:after="40" w:before="40"/>
               <w:jc w:val="left"/>
             </w:pPr>
             <w:r>
@@ -3058,9 +4930,22 @@
         </w:tc>
       </w:tr>
       <w:tr>
-        <w:tc>
-          <w:p>
-            <w:pPr>
+        <w:trPr>
+          <w:cantSplit/>
+        </w:trPr>
+        <w:tc>
+          <w:tcPr>
+            <w:tcMar>
+              <w:top w:type="dxa" w:w="120"/>
+              <w:left w:type="dxa" w:w="140"/>
+              <w:bottom w:type="dxa" w:w="120"/>
+              <w:right w:type="dxa" w:w="140"/>
+            </w:tcMar>
+            <w:vAlign w:val="center"/>
+          </w:tcPr>
+          <w:p>
+            <w:pPr>
+              <w:spacing w:after="40" w:before="40"/>
               <w:jc w:val="left"/>
             </w:pPr>
             <w:r>
@@ -3073,8 +4958,18 @@
           </w:p>
         </w:tc>
         <w:tc>
-          <w:p>
-            <w:pPr>
+          <w:tcPr>
+            <w:tcMar>
+              <w:top w:type="dxa" w:w="120"/>
+              <w:left w:type="dxa" w:w="140"/>
+              <w:bottom w:type="dxa" w:w="120"/>
+              <w:right w:type="dxa" w:w="140"/>
+            </w:tcMar>
+            <w:vAlign w:val="center"/>
+          </w:tcPr>
+          <w:p>
+            <w:pPr>
+              <w:spacing w:after="40" w:before="40"/>
               <w:jc w:val="left"/>
             </w:pPr>
             <w:r>
@@ -3087,8 +4982,18 @@
           </w:p>
         </w:tc>
         <w:tc>
-          <w:p>
-            <w:pPr>
+          <w:tcPr>
+            <w:tcMar>
+              <w:top w:type="dxa" w:w="120"/>
+              <w:left w:type="dxa" w:w="140"/>
+              <w:bottom w:type="dxa" w:w="120"/>
+              <w:right w:type="dxa" w:w="140"/>
+            </w:tcMar>
+            <w:vAlign w:val="center"/>
+          </w:tcPr>
+          <w:p>
+            <w:pPr>
+              <w:spacing w:after="40" w:before="40"/>
               <w:jc w:val="left"/>
             </w:pPr>
             <w:r>
@@ -3102,9 +5007,22 @@
         </w:tc>
       </w:tr>
       <w:tr>
-        <w:tc>
-          <w:p>
-            <w:pPr>
+        <w:trPr>
+          <w:cantSplit/>
+        </w:trPr>
+        <w:tc>
+          <w:tcPr>
+            <w:tcMar>
+              <w:top w:type="dxa" w:w="120"/>
+              <w:left w:type="dxa" w:w="140"/>
+              <w:bottom w:type="dxa" w:w="120"/>
+              <w:right w:type="dxa" w:w="140"/>
+            </w:tcMar>
+            <w:vAlign w:val="center"/>
+          </w:tcPr>
+          <w:p>
+            <w:pPr>
+              <w:spacing w:after="40" w:before="40"/>
               <w:jc w:val="left"/>
             </w:pPr>
             <w:r>
@@ -3117,8 +5035,18 @@
           </w:p>
         </w:tc>
         <w:tc>
-          <w:p>
-            <w:pPr>
+          <w:tcPr>
+            <w:tcMar>
+              <w:top w:type="dxa" w:w="120"/>
+              <w:left w:type="dxa" w:w="140"/>
+              <w:bottom w:type="dxa" w:w="120"/>
+              <w:right w:type="dxa" w:w="140"/>
+            </w:tcMar>
+            <w:vAlign w:val="center"/>
+          </w:tcPr>
+          <w:p>
+            <w:pPr>
+              <w:spacing w:after="40" w:before="40"/>
               <w:jc w:val="left"/>
             </w:pPr>
             <w:r>
@@ -3131,8 +5059,18 @@
           </w:p>
         </w:tc>
         <w:tc>
-          <w:p>
-            <w:pPr>
+          <w:tcPr>
+            <w:tcMar>
+              <w:top w:type="dxa" w:w="120"/>
+              <w:left w:type="dxa" w:w="140"/>
+              <w:bottom w:type="dxa" w:w="120"/>
+              <w:right w:type="dxa" w:w="140"/>
+            </w:tcMar>
+            <w:vAlign w:val="center"/>
+          </w:tcPr>
+          <w:p>
+            <w:pPr>
+              <w:spacing w:after="40" w:before="40"/>
               <w:jc w:val="left"/>
             </w:pPr>
             <w:r>
@@ -3174,12 +5112,12 @@
       <w:tblPr>
         <w:tblW w:type="pct" w:w="100%"/>
         <w:tblBorders>
-          <w:top w:val="single" w:color="auto" w:sz="4"/>
-          <w:left w:val="single" w:color="auto" w:sz="4"/>
-          <w:bottom w:val="single" w:color="auto" w:sz="4"/>
-          <w:right w:val="single" w:color="auto" w:sz="4"/>
-          <w:insideH w:val="single" w:color="auto" w:sz="4"/>
-          <w:insideV w:val="single" w:color="auto" w:sz="4"/>
+          <w:top w:val="single" w:color="BFBFBF" w:sz="4"/>
+          <w:left w:val="single" w:color="BFBFBF" w:sz="4"/>
+          <w:bottom w:val="single" w:color="BFBFBF" w:sz="4"/>
+          <w:right w:val="single" w:color="BFBFBF" w:sz="4"/>
+          <w:insideH w:val="single" w:color="BFBFBF" w:sz="4"/>
+          <w:insideV w:val="single" w:color="BFBFBF" w:sz="4"/>
         </w:tblBorders>
       </w:tblPr>
       <w:tblGrid>
@@ -3188,12 +5126,23 @@
         <w:gridCol w:w="100"/>
       </w:tblGrid>
       <w:tr>
-        <w:tc>
-          <w:tcPr>
-            <w:shd w:fill="00A050" w:val="clear"/>
-          </w:tcPr>
-          <w:p>
-            <w:pPr>
+        <w:trPr>
+          <w:cantSplit/>
+        </w:trPr>
+        <w:tc>
+          <w:tcPr>
+            <w:shd w:fill="00A050" w:color="auto" w:val="clear"/>
+            <w:tcMar>
+              <w:top w:type="dxa" w:w="120"/>
+              <w:left w:type="dxa" w:w="140"/>
+              <w:bottom w:type="dxa" w:w="120"/>
+              <w:right w:type="dxa" w:w="140"/>
+            </w:tcMar>
+            <w:vAlign w:val="center"/>
+          </w:tcPr>
+          <w:p>
+            <w:pPr>
+              <w:spacing w:after="40" w:before="40"/>
               <w:jc w:val="left"/>
             </w:pPr>
             <w:r>
@@ -3210,10 +5159,18 @@
         </w:tc>
         <w:tc>
           <w:tcPr>
-            <w:shd w:fill="00A050" w:val="clear"/>
-          </w:tcPr>
-          <w:p>
-            <w:pPr>
+            <w:shd w:fill="00A050" w:color="auto" w:val="clear"/>
+            <w:tcMar>
+              <w:top w:type="dxa" w:w="120"/>
+              <w:left w:type="dxa" w:w="140"/>
+              <w:bottom w:type="dxa" w:w="120"/>
+              <w:right w:type="dxa" w:w="140"/>
+            </w:tcMar>
+            <w:vAlign w:val="center"/>
+          </w:tcPr>
+          <w:p>
+            <w:pPr>
+              <w:spacing w:after="40" w:before="40"/>
               <w:jc w:val="left"/>
             </w:pPr>
             <w:r>
@@ -3230,10 +5187,18 @@
         </w:tc>
         <w:tc>
           <w:tcPr>
-            <w:shd w:fill="00A050" w:val="clear"/>
-          </w:tcPr>
-          <w:p>
-            <w:pPr>
+            <w:shd w:fill="00A050" w:color="auto" w:val="clear"/>
+            <w:tcMar>
+              <w:top w:type="dxa" w:w="120"/>
+              <w:left w:type="dxa" w:w="140"/>
+              <w:bottom w:type="dxa" w:w="120"/>
+              <w:right w:type="dxa" w:w="140"/>
+            </w:tcMar>
+            <w:vAlign w:val="center"/>
+          </w:tcPr>
+          <w:p>
+            <w:pPr>
+              <w:spacing w:after="40" w:before="40"/>
               <w:jc w:val="left"/>
             </w:pPr>
             <w:r>
@@ -3250,9 +5215,22 @@
         </w:tc>
       </w:tr>
       <w:tr>
-        <w:tc>
-          <w:p>
-            <w:pPr>
+        <w:trPr>
+          <w:cantSplit/>
+        </w:trPr>
+        <w:tc>
+          <w:tcPr>
+            <w:tcMar>
+              <w:top w:type="dxa" w:w="120"/>
+              <w:left w:type="dxa" w:w="140"/>
+              <w:bottom w:type="dxa" w:w="120"/>
+              <w:right w:type="dxa" w:w="140"/>
+            </w:tcMar>
+            <w:vAlign w:val="center"/>
+          </w:tcPr>
+          <w:p>
+            <w:pPr>
+              <w:spacing w:after="40" w:before="40"/>
               <w:jc w:val="left"/>
             </w:pPr>
             <w:r>
@@ -3265,8 +5243,18 @@
           </w:p>
         </w:tc>
         <w:tc>
-          <w:p>
-            <w:pPr>
+          <w:tcPr>
+            <w:tcMar>
+              <w:top w:type="dxa" w:w="120"/>
+              <w:left w:type="dxa" w:w="140"/>
+              <w:bottom w:type="dxa" w:w="120"/>
+              <w:right w:type="dxa" w:w="140"/>
+            </w:tcMar>
+            <w:vAlign w:val="center"/>
+          </w:tcPr>
+          <w:p>
+            <w:pPr>
+              <w:spacing w:after="40" w:before="40"/>
               <w:jc w:val="left"/>
             </w:pPr>
             <w:r>
@@ -3279,8 +5267,18 @@
           </w:p>
         </w:tc>
         <w:tc>
-          <w:p>
-            <w:pPr>
+          <w:tcPr>
+            <w:tcMar>
+              <w:top w:type="dxa" w:w="120"/>
+              <w:left w:type="dxa" w:w="140"/>
+              <w:bottom w:type="dxa" w:w="120"/>
+              <w:right w:type="dxa" w:w="140"/>
+            </w:tcMar>
+            <w:vAlign w:val="center"/>
+          </w:tcPr>
+          <w:p>
+            <w:pPr>
+              <w:spacing w:after="40" w:before="40"/>
               <w:jc w:val="left"/>
             </w:pPr>
             <w:r>
@@ -3294,9 +5292,22 @@
         </w:tc>
       </w:tr>
       <w:tr>
-        <w:tc>
-          <w:p>
-            <w:pPr>
+        <w:trPr>
+          <w:cantSplit/>
+        </w:trPr>
+        <w:tc>
+          <w:tcPr>
+            <w:tcMar>
+              <w:top w:type="dxa" w:w="120"/>
+              <w:left w:type="dxa" w:w="140"/>
+              <w:bottom w:type="dxa" w:w="120"/>
+              <w:right w:type="dxa" w:w="140"/>
+            </w:tcMar>
+            <w:vAlign w:val="center"/>
+          </w:tcPr>
+          <w:p>
+            <w:pPr>
+              <w:spacing w:after="40" w:before="40"/>
               <w:jc w:val="left"/>
             </w:pPr>
             <w:r>
@@ -3309,8 +5320,18 @@
           </w:p>
         </w:tc>
         <w:tc>
-          <w:p>
-            <w:pPr>
+          <w:tcPr>
+            <w:tcMar>
+              <w:top w:type="dxa" w:w="120"/>
+              <w:left w:type="dxa" w:w="140"/>
+              <w:bottom w:type="dxa" w:w="120"/>
+              <w:right w:type="dxa" w:w="140"/>
+            </w:tcMar>
+            <w:vAlign w:val="center"/>
+          </w:tcPr>
+          <w:p>
+            <w:pPr>
+              <w:spacing w:after="40" w:before="40"/>
               <w:jc w:val="left"/>
             </w:pPr>
             <w:r>
@@ -3323,8 +5344,18 @@
           </w:p>
         </w:tc>
         <w:tc>
-          <w:p>
-            <w:pPr>
+          <w:tcPr>
+            <w:tcMar>
+              <w:top w:type="dxa" w:w="120"/>
+              <w:left w:type="dxa" w:w="140"/>
+              <w:bottom w:type="dxa" w:w="120"/>
+              <w:right w:type="dxa" w:w="140"/>
+            </w:tcMar>
+            <w:vAlign w:val="center"/>
+          </w:tcPr>
+          <w:p>
+            <w:pPr>
+              <w:spacing w:after="40" w:before="40"/>
               <w:jc w:val="left"/>
             </w:pPr>
             <w:r>
@@ -3338,9 +5369,22 @@
         </w:tc>
       </w:tr>
       <w:tr>
-        <w:tc>
-          <w:p>
-            <w:pPr>
+        <w:trPr>
+          <w:cantSplit/>
+        </w:trPr>
+        <w:tc>
+          <w:tcPr>
+            <w:tcMar>
+              <w:top w:type="dxa" w:w="120"/>
+              <w:left w:type="dxa" w:w="140"/>
+              <w:bottom w:type="dxa" w:w="120"/>
+              <w:right w:type="dxa" w:w="140"/>
+            </w:tcMar>
+            <w:vAlign w:val="center"/>
+          </w:tcPr>
+          <w:p>
+            <w:pPr>
+              <w:spacing w:after="40" w:before="40"/>
               <w:jc w:val="left"/>
             </w:pPr>
             <w:r>
@@ -3353,8 +5397,18 @@
           </w:p>
         </w:tc>
         <w:tc>
-          <w:p>
-            <w:pPr>
+          <w:tcPr>
+            <w:tcMar>
+              <w:top w:type="dxa" w:w="120"/>
+              <w:left w:type="dxa" w:w="140"/>
+              <w:bottom w:type="dxa" w:w="120"/>
+              <w:right w:type="dxa" w:w="140"/>
+            </w:tcMar>
+            <w:vAlign w:val="center"/>
+          </w:tcPr>
+          <w:p>
+            <w:pPr>
+              <w:spacing w:after="40" w:before="40"/>
               <w:jc w:val="left"/>
             </w:pPr>
             <w:r>
@@ -3367,8 +5421,18 @@
           </w:p>
         </w:tc>
         <w:tc>
-          <w:p>
-            <w:pPr>
+          <w:tcPr>
+            <w:tcMar>
+              <w:top w:type="dxa" w:w="120"/>
+              <w:left w:type="dxa" w:w="140"/>
+              <w:bottom w:type="dxa" w:w="120"/>
+              <w:right w:type="dxa" w:w="140"/>
+            </w:tcMar>
+            <w:vAlign w:val="center"/>
+          </w:tcPr>
+          <w:p>
+            <w:pPr>
+              <w:spacing w:after="40" w:before="40"/>
               <w:jc w:val="left"/>
             </w:pPr>
             <w:r>
@@ -3382,9 +5446,22 @@
         </w:tc>
       </w:tr>
       <w:tr>
-        <w:tc>
-          <w:p>
-            <w:pPr>
+        <w:trPr>
+          <w:cantSplit/>
+        </w:trPr>
+        <w:tc>
+          <w:tcPr>
+            <w:tcMar>
+              <w:top w:type="dxa" w:w="120"/>
+              <w:left w:type="dxa" w:w="140"/>
+              <w:bottom w:type="dxa" w:w="120"/>
+              <w:right w:type="dxa" w:w="140"/>
+            </w:tcMar>
+            <w:vAlign w:val="center"/>
+          </w:tcPr>
+          <w:p>
+            <w:pPr>
+              <w:spacing w:after="40" w:before="40"/>
               <w:jc w:val="left"/>
             </w:pPr>
             <w:r>
@@ -3397,8 +5474,18 @@
           </w:p>
         </w:tc>
         <w:tc>
-          <w:p>
-            <w:pPr>
+          <w:tcPr>
+            <w:tcMar>
+              <w:top w:type="dxa" w:w="120"/>
+              <w:left w:type="dxa" w:w="140"/>
+              <w:bottom w:type="dxa" w:w="120"/>
+              <w:right w:type="dxa" w:w="140"/>
+            </w:tcMar>
+            <w:vAlign w:val="center"/>
+          </w:tcPr>
+          <w:p>
+            <w:pPr>
+              <w:spacing w:after="40" w:before="40"/>
               <w:jc w:val="left"/>
             </w:pPr>
             <w:r>
@@ -3411,8 +5498,18 @@
           </w:p>
         </w:tc>
         <w:tc>
-          <w:p>
-            <w:pPr>
+          <w:tcPr>
+            <w:tcMar>
+              <w:top w:type="dxa" w:w="120"/>
+              <w:left w:type="dxa" w:w="140"/>
+              <w:bottom w:type="dxa" w:w="120"/>
+              <w:right w:type="dxa" w:w="140"/>
+            </w:tcMar>
+            <w:vAlign w:val="center"/>
+          </w:tcPr>
+          <w:p>
+            <w:pPr>
+              <w:spacing w:after="40" w:before="40"/>
               <w:jc w:val="left"/>
             </w:pPr>
             <w:r>
@@ -3426,9 +5523,22 @@
         </w:tc>
       </w:tr>
       <w:tr>
-        <w:tc>
-          <w:p>
-            <w:pPr>
+        <w:trPr>
+          <w:cantSplit/>
+        </w:trPr>
+        <w:tc>
+          <w:tcPr>
+            <w:tcMar>
+              <w:top w:type="dxa" w:w="120"/>
+              <w:left w:type="dxa" w:w="140"/>
+              <w:bottom w:type="dxa" w:w="120"/>
+              <w:right w:type="dxa" w:w="140"/>
+            </w:tcMar>
+            <w:vAlign w:val="center"/>
+          </w:tcPr>
+          <w:p>
+            <w:pPr>
+              <w:spacing w:after="40" w:before="40"/>
               <w:jc w:val="left"/>
             </w:pPr>
             <w:r>
@@ -3441,8 +5551,18 @@
           </w:p>
         </w:tc>
         <w:tc>
-          <w:p>
-            <w:pPr>
+          <w:tcPr>
+            <w:tcMar>
+              <w:top w:type="dxa" w:w="120"/>
+              <w:left w:type="dxa" w:w="140"/>
+              <w:bottom w:type="dxa" w:w="120"/>
+              <w:right w:type="dxa" w:w="140"/>
+            </w:tcMar>
+            <w:vAlign w:val="center"/>
+          </w:tcPr>
+          <w:p>
+            <w:pPr>
+              <w:spacing w:after="40" w:before="40"/>
               <w:jc w:val="left"/>
             </w:pPr>
             <w:r>
@@ -3455,8 +5575,18 @@
           </w:p>
         </w:tc>
         <w:tc>
-          <w:p>
-            <w:pPr>
+          <w:tcPr>
+            <w:tcMar>
+              <w:top w:type="dxa" w:w="120"/>
+              <w:left w:type="dxa" w:w="140"/>
+              <w:bottom w:type="dxa" w:w="120"/>
+              <w:right w:type="dxa" w:w="140"/>
+            </w:tcMar>
+            <w:vAlign w:val="center"/>
+          </w:tcPr>
+          <w:p>
+            <w:pPr>
+              <w:spacing w:after="40" w:before="40"/>
               <w:jc w:val="left"/>
             </w:pPr>
             <w:r>
@@ -3739,7 +5869,7 @@
     </w:p>
     <w:sectPr>
       <w:pgSz w:w="11906" w:h="16838" w:orient="portrait"/>
-      <w:pgMar w:top="1440" w:right="1440" w:bottom="1440" w:left="1440" w:header="708" w:footer="708" w:gutter="0"/>
+      <w:pgMar w:top="1080" w:right="1080" w:bottom="1080" w:left="1080" w:header="708" w:footer="708" w:gutter="0"/>
       <w:pgNumType/>
       <w:docGrid w:linePitch="360"/>
     </w:sectPr>
